--- a/Documents/Race Day Plan.docx
+++ b/Documents/Race Day Plan.docx
@@ -1823,6 +1823,795 @@
       </w:tr>
     </w:tbl>
     <w:p/>
+    <w:p>
+      <w:pPr>
+        <w:pStyle w:val="Heading1"/>
+      </w:pPr>
+      <w:r>
+        <w:t>Section C – SQL Database Script</w:t>
+      </w:r>
+    </w:p>
+    <w:p>
+      <w:r>
+        <w:t xml:space="preserve">create database </w:t>
+      </w:r>
+      <w:proofErr w:type="spellStart"/>
+      <w:r>
+        <w:t>RaceDay</w:t>
+      </w:r>
+      <w:proofErr w:type="spellEnd"/>
+      <w:r>
+        <w:t>;</w:t>
+      </w:r>
+    </w:p>
+    <w:p>
+      <w:r>
+        <w:t xml:space="preserve">use </w:t>
+      </w:r>
+      <w:proofErr w:type="spellStart"/>
+      <w:r>
+        <w:t>RaceDay</w:t>
+      </w:r>
+      <w:proofErr w:type="spellEnd"/>
+      <w:r>
+        <w:t>;</w:t>
+      </w:r>
+    </w:p>
+    <w:p>
+      <w:r>
+        <w:t xml:space="preserve">create table </w:t>
+      </w:r>
+      <w:proofErr w:type="gramStart"/>
+      <w:r>
+        <w:t>Users(</w:t>
+      </w:r>
+      <w:proofErr w:type="gramEnd"/>
+    </w:p>
+    <w:p>
+      <w:r>
+        <w:tab/>
+      </w:r>
+      <w:proofErr w:type="spellStart"/>
+      <w:r>
+        <w:t>userId</w:t>
+      </w:r>
+      <w:proofErr w:type="spellEnd"/>
+      <w:r>
+        <w:t xml:space="preserve"> int </w:t>
+      </w:r>
+      <w:proofErr w:type="gramStart"/>
+      <w:r>
+        <w:t>identity(</w:t>
+      </w:r>
+      <w:proofErr w:type="gramEnd"/>
+      <w:r>
+        <w:t>1000, 1) primary key,</w:t>
+      </w:r>
+    </w:p>
+    <w:p>
+      <w:r>
+        <w:tab/>
+      </w:r>
+      <w:proofErr w:type="spellStart"/>
+      <w:r>
+        <w:t>firstName</w:t>
+      </w:r>
+      <w:proofErr w:type="spellEnd"/>
+      <w:r>
+        <w:t xml:space="preserve"> </w:t>
+      </w:r>
+      <w:proofErr w:type="gramStart"/>
+      <w:r>
+        <w:t>varchar(</w:t>
+      </w:r>
+      <w:proofErr w:type="gramEnd"/>
+      <w:r>
+        <w:t>50) not null,</w:t>
+      </w:r>
+    </w:p>
+    <w:p>
+      <w:r>
+        <w:tab/>
+      </w:r>
+      <w:proofErr w:type="spellStart"/>
+      <w:r>
+        <w:t>lastName</w:t>
+      </w:r>
+      <w:proofErr w:type="spellEnd"/>
+      <w:r>
+        <w:t xml:space="preserve"> </w:t>
+      </w:r>
+      <w:proofErr w:type="gramStart"/>
+      <w:r>
+        <w:t>varchar(</w:t>
+      </w:r>
+      <w:proofErr w:type="gramEnd"/>
+      <w:r>
+        <w:t>50) not null,</w:t>
+      </w:r>
+    </w:p>
+    <w:p>
+      <w:r>
+        <w:tab/>
+      </w:r>
+      <w:proofErr w:type="spellStart"/>
+      <w:r>
+        <w:t>emailAddress</w:t>
+      </w:r>
+      <w:proofErr w:type="spellEnd"/>
+      <w:r>
+        <w:t xml:space="preserve"> </w:t>
+      </w:r>
+      <w:proofErr w:type="gramStart"/>
+      <w:r>
+        <w:t>varchar(</w:t>
+      </w:r>
+      <w:proofErr w:type="gramEnd"/>
+      <w:r>
+        <w:t>100) not null,</w:t>
+      </w:r>
+    </w:p>
+    <w:p>
+      <w:r>
+        <w:tab/>
+        <w:t xml:space="preserve">password </w:t>
+      </w:r>
+      <w:proofErr w:type="gramStart"/>
+      <w:r>
+        <w:t>varchar(</w:t>
+      </w:r>
+      <w:proofErr w:type="gramEnd"/>
+      <w:r>
+        <w:t>100),</w:t>
+      </w:r>
+    </w:p>
+    <w:p>
+      <w:r>
+        <w:tab/>
+        <w:t xml:space="preserve">username </w:t>
+      </w:r>
+      <w:proofErr w:type="gramStart"/>
+      <w:r>
+        <w:t>varchar(</w:t>
+      </w:r>
+      <w:proofErr w:type="gramEnd"/>
+      <w:r>
+        <w:t>50),</w:t>
+      </w:r>
+    </w:p>
+    <w:p>
+      <w:r>
+        <w:tab/>
+        <w:t xml:space="preserve">role </w:t>
+      </w:r>
+      <w:proofErr w:type="gramStart"/>
+      <w:r>
+        <w:t>varchar(</w:t>
+      </w:r>
+      <w:proofErr w:type="gramEnd"/>
+      <w:r>
+        <w:t>50)</w:t>
+      </w:r>
+    </w:p>
+    <w:p>
+      <w:r>
+        <w:t>);</w:t>
+      </w:r>
+    </w:p>
+    <w:p>
+      <w:r>
+        <w:t xml:space="preserve">create table </w:t>
+      </w:r>
+      <w:proofErr w:type="spellStart"/>
+      <w:proofErr w:type="gramStart"/>
+      <w:r>
+        <w:t>EventTypes</w:t>
+      </w:r>
+      <w:proofErr w:type="spellEnd"/>
+      <w:r>
+        <w:t>(</w:t>
+      </w:r>
+      <w:proofErr w:type="gramEnd"/>
+    </w:p>
+    <w:p>
+      <w:r>
+        <w:tab/>
+      </w:r>
+      <w:proofErr w:type="spellStart"/>
+      <w:r>
+        <w:t>eventTypeId</w:t>
+      </w:r>
+      <w:proofErr w:type="spellEnd"/>
+      <w:r>
+        <w:t xml:space="preserve"> int </w:t>
+      </w:r>
+      <w:proofErr w:type="gramStart"/>
+      <w:r>
+        <w:t>identity(</w:t>
+      </w:r>
+      <w:proofErr w:type="gramEnd"/>
+      <w:r>
+        <w:t>5000, 1) primary key,</w:t>
+      </w:r>
+    </w:p>
+    <w:p>
+      <w:r>
+        <w:tab/>
+      </w:r>
+      <w:proofErr w:type="spellStart"/>
+      <w:r>
+        <w:t>eventTypeName</w:t>
+      </w:r>
+      <w:proofErr w:type="spellEnd"/>
+      <w:r>
+        <w:t xml:space="preserve"> </w:t>
+      </w:r>
+      <w:proofErr w:type="gramStart"/>
+      <w:r>
+        <w:t>varchar(</w:t>
+      </w:r>
+      <w:proofErr w:type="gramEnd"/>
+      <w:r>
+        <w:t>50) not null</w:t>
+      </w:r>
+    </w:p>
+    <w:p>
+      <w:r>
+        <w:t>);</w:t>
+      </w:r>
+    </w:p>
+    <w:p>
+      <w:r>
+        <w:t xml:space="preserve">create table </w:t>
+      </w:r>
+      <w:proofErr w:type="gramStart"/>
+      <w:r>
+        <w:t>Events(</w:t>
+      </w:r>
+      <w:proofErr w:type="gramEnd"/>
+    </w:p>
+    <w:p>
+      <w:r>
+        <w:tab/>
+      </w:r>
+      <w:proofErr w:type="spellStart"/>
+      <w:r>
+        <w:t>eventId</w:t>
+      </w:r>
+      <w:proofErr w:type="spellEnd"/>
+      <w:r>
+        <w:t xml:space="preserve"> int </w:t>
+      </w:r>
+      <w:proofErr w:type="gramStart"/>
+      <w:r>
+        <w:t>identity(</w:t>
+      </w:r>
+      <w:proofErr w:type="gramEnd"/>
+      <w:r>
+        <w:t>2000, 1) primary key,</w:t>
+      </w:r>
+    </w:p>
+    <w:p>
+      <w:r>
+        <w:tab/>
+      </w:r>
+      <w:proofErr w:type="spellStart"/>
+      <w:r>
+        <w:t>eventName</w:t>
+      </w:r>
+      <w:proofErr w:type="spellEnd"/>
+      <w:r>
+        <w:t xml:space="preserve"> </w:t>
+      </w:r>
+      <w:proofErr w:type="gramStart"/>
+      <w:r>
+        <w:t>varchar(</w:t>
+      </w:r>
+      <w:proofErr w:type="gramEnd"/>
+      <w:r>
+        <w:t>50) not null,</w:t>
+      </w:r>
+    </w:p>
+    <w:p>
+      <w:r>
+        <w:tab/>
+        <w:t xml:space="preserve">description </w:t>
+      </w:r>
+      <w:proofErr w:type="gramStart"/>
+      <w:r>
+        <w:t>varchar(</w:t>
+      </w:r>
+      <w:proofErr w:type="gramEnd"/>
+      <w:r>
+        <w:t>100) not null,</w:t>
+      </w:r>
+    </w:p>
+    <w:p>
+      <w:r>
+        <w:tab/>
+      </w:r>
+      <w:proofErr w:type="spellStart"/>
+      <w:r>
+        <w:t>eventDate</w:t>
+      </w:r>
+      <w:proofErr w:type="spellEnd"/>
+      <w:r>
+        <w:t xml:space="preserve"> </w:t>
+      </w:r>
+      <w:proofErr w:type="gramStart"/>
+      <w:r>
+        <w:t>varchar(</w:t>
+      </w:r>
+      <w:proofErr w:type="gramEnd"/>
+      <w:r>
+        <w:t>11) not null,</w:t>
+      </w:r>
+    </w:p>
+    <w:p>
+      <w:r>
+        <w:tab/>
+        <w:t xml:space="preserve">location </w:t>
+      </w:r>
+      <w:proofErr w:type="gramStart"/>
+      <w:r>
+        <w:t>varchar(</w:t>
+      </w:r>
+      <w:proofErr w:type="gramEnd"/>
+      <w:r>
+        <w:t>100) not null,</w:t>
+      </w:r>
+    </w:p>
+    <w:p>
+      <w:r>
+        <w:tab/>
+      </w:r>
+      <w:proofErr w:type="spellStart"/>
+      <w:r>
+        <w:t>organiserId</w:t>
+      </w:r>
+      <w:proofErr w:type="spellEnd"/>
+      <w:r>
+        <w:t xml:space="preserve"> int,</w:t>
+      </w:r>
+    </w:p>
+    <w:p>
+      <w:r>
+        <w:tab/>
+        <w:t>foreign key(</w:t>
+      </w:r>
+      <w:proofErr w:type="spellStart"/>
+      <w:r>
+        <w:t>organiserId</w:t>
+      </w:r>
+      <w:proofErr w:type="spellEnd"/>
+      <w:r>
+        <w:t>) references Users(</w:t>
+      </w:r>
+      <w:proofErr w:type="spellStart"/>
+      <w:r>
+        <w:t>userId</w:t>
+      </w:r>
+      <w:proofErr w:type="spellEnd"/>
+      <w:r>
+        <w:t>),</w:t>
+      </w:r>
+    </w:p>
+    <w:p>
+      <w:r>
+        <w:tab/>
+      </w:r>
+      <w:proofErr w:type="spellStart"/>
+      <w:r>
+        <w:t>eventTypeId</w:t>
+      </w:r>
+      <w:proofErr w:type="spellEnd"/>
+      <w:r>
+        <w:t xml:space="preserve"> int,</w:t>
+      </w:r>
+    </w:p>
+    <w:p>
+      <w:r>
+        <w:tab/>
+        <w:t>foreign key(</w:t>
+      </w:r>
+      <w:proofErr w:type="spellStart"/>
+      <w:r>
+        <w:t>eventTypeId</w:t>
+      </w:r>
+      <w:proofErr w:type="spellEnd"/>
+      <w:r>
+        <w:t xml:space="preserve">) references </w:t>
+      </w:r>
+      <w:proofErr w:type="spellStart"/>
+      <w:r>
+        <w:t>EventTypes</w:t>
+      </w:r>
+      <w:proofErr w:type="spellEnd"/>
+      <w:r>
+        <w:t>(</w:t>
+      </w:r>
+      <w:proofErr w:type="spellStart"/>
+      <w:r>
+        <w:t>eventTypeId</w:t>
+      </w:r>
+      <w:proofErr w:type="spellEnd"/>
+      <w:r>
+        <w:t>)</w:t>
+      </w:r>
+    </w:p>
+    <w:p>
+      <w:r>
+        <w:t>);</w:t>
+      </w:r>
+    </w:p>
+    <w:p>
+      <w:r>
+        <w:t xml:space="preserve">create table </w:t>
+      </w:r>
+      <w:proofErr w:type="gramStart"/>
+      <w:r>
+        <w:t>Categories(</w:t>
+      </w:r>
+      <w:proofErr w:type="gramEnd"/>
+    </w:p>
+    <w:p>
+      <w:r>
+        <w:tab/>
+      </w:r>
+      <w:proofErr w:type="spellStart"/>
+      <w:r>
+        <w:t>categoryId</w:t>
+      </w:r>
+      <w:proofErr w:type="spellEnd"/>
+      <w:r>
+        <w:t xml:space="preserve"> int </w:t>
+      </w:r>
+      <w:proofErr w:type="gramStart"/>
+      <w:r>
+        <w:t>identity(</w:t>
+      </w:r>
+      <w:proofErr w:type="gramEnd"/>
+      <w:r>
+        <w:t>6000, 1) primary key,</w:t>
+      </w:r>
+    </w:p>
+    <w:p>
+      <w:r>
+        <w:tab/>
+      </w:r>
+      <w:proofErr w:type="spellStart"/>
+      <w:r>
+        <w:t>categoryName</w:t>
+      </w:r>
+      <w:proofErr w:type="spellEnd"/>
+      <w:r>
+        <w:t xml:space="preserve"> </w:t>
+      </w:r>
+      <w:proofErr w:type="gramStart"/>
+      <w:r>
+        <w:t>varchar(</w:t>
+      </w:r>
+      <w:proofErr w:type="gramEnd"/>
+      <w:r>
+        <w:t>100) not null,</w:t>
+      </w:r>
+    </w:p>
+    <w:p>
+      <w:r>
+        <w:tab/>
+      </w:r>
+      <w:proofErr w:type="spellStart"/>
+      <w:r>
+        <w:t>eventId</w:t>
+      </w:r>
+      <w:proofErr w:type="spellEnd"/>
+      <w:r>
+        <w:t xml:space="preserve"> int,</w:t>
+      </w:r>
+    </w:p>
+    <w:p>
+      <w:r>
+        <w:tab/>
+        <w:t>foreign key(</w:t>
+      </w:r>
+      <w:proofErr w:type="spellStart"/>
+      <w:r>
+        <w:t>eventId</w:t>
+      </w:r>
+      <w:proofErr w:type="spellEnd"/>
+      <w:r>
+        <w:t>) references Events(</w:t>
+      </w:r>
+      <w:proofErr w:type="spellStart"/>
+      <w:r>
+        <w:t>eventId</w:t>
+      </w:r>
+      <w:proofErr w:type="spellEnd"/>
+      <w:r>
+        <w:t>)</w:t>
+      </w:r>
+    </w:p>
+    <w:p>
+      <w:r>
+        <w:t>);</w:t>
+      </w:r>
+    </w:p>
+    <w:p>
+      <w:r>
+        <w:t xml:space="preserve">create table </w:t>
+      </w:r>
+      <w:proofErr w:type="gramStart"/>
+      <w:r>
+        <w:t>Enrolments(</w:t>
+      </w:r>
+      <w:proofErr w:type="gramEnd"/>
+    </w:p>
+    <w:p>
+      <w:r>
+        <w:tab/>
+      </w:r>
+      <w:proofErr w:type="spellStart"/>
+      <w:r>
+        <w:t>enrolmentId</w:t>
+      </w:r>
+      <w:proofErr w:type="spellEnd"/>
+      <w:r>
+        <w:t xml:space="preserve"> int </w:t>
+      </w:r>
+      <w:proofErr w:type="gramStart"/>
+      <w:r>
+        <w:t>identity(</w:t>
+      </w:r>
+      <w:proofErr w:type="gramEnd"/>
+      <w:r>
+        <w:t>4000, 1) primary key,</w:t>
+      </w:r>
+    </w:p>
+    <w:p>
+      <w:r>
+        <w:tab/>
+      </w:r>
+      <w:proofErr w:type="spellStart"/>
+      <w:r>
+        <w:t>participentId</w:t>
+      </w:r>
+      <w:proofErr w:type="spellEnd"/>
+      <w:r>
+        <w:t xml:space="preserve"> int,</w:t>
+      </w:r>
+    </w:p>
+    <w:p>
+      <w:r>
+        <w:tab/>
+        <w:t>foreign key(</w:t>
+      </w:r>
+      <w:proofErr w:type="spellStart"/>
+      <w:r>
+        <w:t>participentId</w:t>
+      </w:r>
+      <w:proofErr w:type="spellEnd"/>
+      <w:r>
+        <w:t>) references Users(</w:t>
+      </w:r>
+      <w:proofErr w:type="spellStart"/>
+      <w:r>
+        <w:t>userId</w:t>
+      </w:r>
+      <w:proofErr w:type="spellEnd"/>
+      <w:r>
+        <w:t>),</w:t>
+      </w:r>
+    </w:p>
+    <w:p>
+      <w:r>
+        <w:tab/>
+      </w:r>
+      <w:proofErr w:type="spellStart"/>
+      <w:r>
+        <w:t>eventId</w:t>
+      </w:r>
+      <w:proofErr w:type="spellEnd"/>
+      <w:r>
+        <w:t xml:space="preserve"> int,</w:t>
+      </w:r>
+    </w:p>
+    <w:p>
+      <w:r>
+        <w:tab/>
+        <w:t>foreign key(</w:t>
+      </w:r>
+      <w:proofErr w:type="spellStart"/>
+      <w:r>
+        <w:t>eventId</w:t>
+      </w:r>
+      <w:proofErr w:type="spellEnd"/>
+      <w:r>
+        <w:t>) references Events(</w:t>
+      </w:r>
+      <w:proofErr w:type="spellStart"/>
+      <w:r>
+        <w:t>eventId</w:t>
+      </w:r>
+      <w:proofErr w:type="spellEnd"/>
+      <w:r>
+        <w:t>),</w:t>
+      </w:r>
+    </w:p>
+    <w:p>
+      <w:r>
+        <w:tab/>
+      </w:r>
+      <w:proofErr w:type="spellStart"/>
+      <w:r>
+        <w:t>categoryId</w:t>
+      </w:r>
+      <w:proofErr w:type="spellEnd"/>
+      <w:r>
+        <w:t xml:space="preserve"> int,</w:t>
+      </w:r>
+    </w:p>
+    <w:p>
+      <w:r>
+        <w:tab/>
+        <w:t>foreign key(</w:t>
+      </w:r>
+      <w:proofErr w:type="spellStart"/>
+      <w:r>
+        <w:t>categoryId</w:t>
+      </w:r>
+      <w:proofErr w:type="spellEnd"/>
+      <w:r>
+        <w:t>) references Categories(</w:t>
+      </w:r>
+      <w:proofErr w:type="spellStart"/>
+      <w:r>
+        <w:t>categoryId</w:t>
+      </w:r>
+      <w:proofErr w:type="spellEnd"/>
+      <w:r>
+        <w:t>),</w:t>
+      </w:r>
+    </w:p>
+    <w:p>
+      <w:r>
+        <w:tab/>
+      </w:r>
+      <w:proofErr w:type="spellStart"/>
+      <w:r>
+        <w:t>enrolmentStatus</w:t>
+      </w:r>
+      <w:proofErr w:type="spellEnd"/>
+      <w:r>
+        <w:t xml:space="preserve"> </w:t>
+      </w:r>
+      <w:proofErr w:type="gramStart"/>
+      <w:r>
+        <w:t>varchar(</w:t>
+      </w:r>
+      <w:proofErr w:type="gramEnd"/>
+      <w:r>
+        <w:t>10) not null</w:t>
+      </w:r>
+    </w:p>
+    <w:p>
+      <w:r>
+        <w:t>);</w:t>
+      </w:r>
+    </w:p>
+    <w:p/>
+    <w:p>
+      <w:r>
+        <w:t xml:space="preserve">create table </w:t>
+      </w:r>
+      <w:proofErr w:type="gramStart"/>
+      <w:r>
+        <w:t>Results(</w:t>
+      </w:r>
+      <w:proofErr w:type="gramEnd"/>
+    </w:p>
+    <w:p>
+      <w:r>
+        <w:tab/>
+      </w:r>
+      <w:proofErr w:type="spellStart"/>
+      <w:r>
+        <w:t>resultId</w:t>
+      </w:r>
+      <w:proofErr w:type="spellEnd"/>
+      <w:r>
+        <w:t xml:space="preserve"> int </w:t>
+      </w:r>
+      <w:proofErr w:type="gramStart"/>
+      <w:r>
+        <w:t>identity(</w:t>
+      </w:r>
+      <w:proofErr w:type="gramEnd"/>
+      <w:r>
+        <w:t>1, 1) primary key,</w:t>
+      </w:r>
+    </w:p>
+    <w:p>
+      <w:r>
+        <w:tab/>
+      </w:r>
+      <w:proofErr w:type="spellStart"/>
+      <w:r>
+        <w:t>enrolmentId</w:t>
+      </w:r>
+      <w:proofErr w:type="spellEnd"/>
+      <w:r>
+        <w:t xml:space="preserve"> int unique,</w:t>
+      </w:r>
+    </w:p>
+    <w:p>
+      <w:r>
+        <w:tab/>
+        <w:t>foreign key(</w:t>
+      </w:r>
+      <w:proofErr w:type="spellStart"/>
+      <w:r>
+        <w:t>enrolmentId</w:t>
+      </w:r>
+      <w:proofErr w:type="spellEnd"/>
+      <w:r>
+        <w:t>) references Enrolments(</w:t>
+      </w:r>
+      <w:proofErr w:type="spellStart"/>
+      <w:r>
+        <w:t>enrolmentId</w:t>
+      </w:r>
+      <w:proofErr w:type="spellEnd"/>
+      <w:r>
+        <w:t>),</w:t>
+      </w:r>
+    </w:p>
+    <w:p>
+      <w:r>
+        <w:tab/>
+      </w:r>
+      <w:proofErr w:type="spellStart"/>
+      <w:r>
+        <w:t>finishTime</w:t>
+      </w:r>
+      <w:proofErr w:type="spellEnd"/>
+      <w:r>
+        <w:t xml:space="preserve"> </w:t>
+      </w:r>
+      <w:proofErr w:type="gramStart"/>
+      <w:r>
+        <w:t>varchar(</w:t>
+      </w:r>
+      <w:proofErr w:type="gramEnd"/>
+      <w:r>
+        <w:t>100),</w:t>
+      </w:r>
+    </w:p>
+    <w:p>
+      <w:r>
+        <w:tab/>
+      </w:r>
+      <w:proofErr w:type="spellStart"/>
+      <w:r>
+        <w:t>finishPosition</w:t>
+      </w:r>
+      <w:proofErr w:type="spellEnd"/>
+      <w:r>
+        <w:t xml:space="preserve"> int</w:t>
+      </w:r>
+    </w:p>
+    <w:p>
+      <w:r>
+        <w:t>);</w:t>
+      </w:r>
+    </w:p>
+    <w:p>
+      <w:pPr>
+        <w:pStyle w:val="Heading1"/>
+      </w:pPr>
+      <w:r>
+        <w:t>Sample Data</w:t>
+      </w:r>
+    </w:p>
     <w:p/>
     <w:sectPr>
       <w:pgSz w:w="11906" w:h="16838"/>
@@ -2437,6 +3226,7 @@
   <w:style w:type="character" w:default="1" w:styleId="DefaultParagraphFont">
     <w:name w:val="Default Paragraph Font"/>
     <w:uiPriority w:val="1"/>
+    <w:semiHidden/>
     <w:unhideWhenUsed/>
   </w:style>
   <w:style w:type="table" w:default="1" w:styleId="TableNormal">

--- a/Documents/Race Day Plan.docx
+++ b/Documents/Race Day Plan.docx
@@ -1948,7 +1948,7 @@
       </w:r>
       <w:proofErr w:type="gramEnd"/>
       <w:r>
-        <w:t>100) not null,</w:t>
+        <w:t>100) not null unique,</w:t>
       </w:r>
     </w:p>
     <w:p>
@@ -1962,7 +1962,7 @@
       </w:r>
       <w:proofErr w:type="gramEnd"/>
       <w:r>
-        <w:t>100),</w:t>
+        <w:t>100) not null,</w:t>
       </w:r>
     </w:p>
     <w:p>
@@ -1976,7 +1976,7 @@
       </w:r>
       <w:proofErr w:type="gramEnd"/>
       <w:r>
-        <w:t>50),</w:t>
+        <w:t>50) not null unique,</w:t>
       </w:r>
     </w:p>
     <w:p>
@@ -1990,7 +1990,7 @@
       </w:r>
       <w:proofErr w:type="gramEnd"/>
       <w:r>
-        <w:t>50)</w:t>
+        <w:t>50) not null</w:t>
       </w:r>
     </w:p>
     <w:p>
@@ -1998,6 +1998,7 @@
         <w:t>);</w:t>
       </w:r>
     </w:p>
+    <w:p/>
     <w:p>
       <w:r>
         <w:t xml:space="preserve">create table </w:t>
@@ -2060,6 +2061,7 @@
         <w:t>);</w:t>
       </w:r>
     </w:p>
+    <w:p/>
     <w:p>
       <w:r>
         <w:t xml:space="preserve">create table </w:t>
@@ -2136,15 +2138,7 @@
       </w:r>
       <w:proofErr w:type="spellEnd"/>
       <w:r>
-        <w:t xml:space="preserve"> </w:t>
-      </w:r>
-      <w:proofErr w:type="gramStart"/>
-      <w:r>
-        <w:t>varchar(</w:t>
-      </w:r>
-      <w:proofErr w:type="gramEnd"/>
-      <w:r>
-        <w:t>11) not null,</w:t>
+        <w:t xml:space="preserve"> date not null,</w:t>
       </w:r>
     </w:p>
     <w:p>
@@ -2171,7 +2165,7 @@
       </w:r>
       <w:proofErr w:type="spellEnd"/>
       <w:r>
-        <w:t xml:space="preserve"> int,</w:t>
+        <w:t xml:space="preserve"> int not null,</w:t>
       </w:r>
     </w:p>
     <w:p>
@@ -2206,7 +2200,7 @@
       </w:r>
       <w:proofErr w:type="spellEnd"/>
       <w:r>
-        <w:t xml:space="preserve"> int,</w:t>
+        <w:t xml:space="preserve"> int not null,</w:t>
       </w:r>
     </w:p>
     <w:p>
@@ -2244,6 +2238,7 @@
         <w:t>);</w:t>
       </w:r>
     </w:p>
+    <w:p/>
     <w:p>
       <w:r>
         <w:t xml:space="preserve">create table </w:t>
@@ -2306,7 +2301,7 @@
       </w:r>
       <w:proofErr w:type="spellEnd"/>
       <w:r>
-        <w:t xml:space="preserve"> int,</w:t>
+        <w:t xml:space="preserve"> int not null,</w:t>
       </w:r>
     </w:p>
     <w:p>
@@ -2336,6 +2331,7 @@
         <w:t>);</w:t>
       </w:r>
     </w:p>
+    <w:p/>
     <w:p>
       <w:r>
         <w:t xml:space="preserve">create table </w:t>
@@ -2373,11 +2369,11 @@
       </w:r>
       <w:proofErr w:type="spellStart"/>
       <w:r>
-        <w:t>participentId</w:t>
-      </w:r>
-      <w:proofErr w:type="spellEnd"/>
-      <w:r>
-        <w:t xml:space="preserve"> int,</w:t>
+        <w:t>participantId</w:t>
+      </w:r>
+      <w:proofErr w:type="spellEnd"/>
+      <w:r>
+        <w:t xml:space="preserve"> int not null,</w:t>
       </w:r>
     </w:p>
     <w:p>
@@ -2387,7 +2383,7 @@
       </w:r>
       <w:proofErr w:type="spellStart"/>
       <w:r>
-        <w:t>participentId</w:t>
+        <w:t>participantId</w:t>
       </w:r>
       <w:proofErr w:type="spellEnd"/>
       <w:r>
@@ -2499,6 +2495,7 @@
       </w:r>
     </w:p>
     <w:p/>
+    <w:p/>
     <w:p>
       <w:r>
         <w:t xml:space="preserve">create table </w:t>
@@ -2575,15 +2572,7 @@
       </w:r>
       <w:proofErr w:type="spellEnd"/>
       <w:r>
-        <w:t xml:space="preserve"> </w:t>
-      </w:r>
-      <w:proofErr w:type="gramStart"/>
-      <w:r>
-        <w:t>varchar(</w:t>
-      </w:r>
-      <w:proofErr w:type="gramEnd"/>
-      <w:r>
-        <w:t>100),</w:t>
+        <w:t xml:space="preserve"> time not null,</w:t>
       </w:r>
     </w:p>
     <w:p>
@@ -2596,20 +2585,12 @@
       </w:r>
       <w:proofErr w:type="spellEnd"/>
       <w:r>
-        <w:t xml:space="preserve"> int</w:t>
+        <w:t xml:space="preserve"> int not null</w:t>
       </w:r>
     </w:p>
     <w:p>
       <w:r>
         <w:t>);</w:t>
-      </w:r>
-    </w:p>
-    <w:p>
-      <w:pPr>
-        <w:pStyle w:val="Heading1"/>
-      </w:pPr>
-      <w:r>
-        <w:t>Sample Data</w:t>
       </w:r>
     </w:p>
     <w:p/>
@@ -3226,7 +3207,6 @@
   <w:style w:type="character" w:default="1" w:styleId="DefaultParagraphFont">
     <w:name w:val="Default Paragraph Font"/>
     <w:uiPriority w:val="1"/>
-    <w:semiHidden/>
     <w:unhideWhenUsed/>
   </w:style>
   <w:style w:type="table" w:default="1" w:styleId="TableNormal">

--- a/Documents/Race Day Plan.docx
+++ b/Documents/Race Day Plan.docx
@@ -2591,6 +2591,320 @@
     <w:p>
       <w:r>
         <w:t>);</w:t>
+      </w:r>
+    </w:p>
+    <w:p>
+      <w:pPr>
+        <w:pStyle w:val="Heading1"/>
+      </w:pPr>
+      <w:r>
+        <w:t>Sample Data</w:t>
+      </w:r>
+    </w:p>
+    <w:p>
+      <w:r>
+        <w:t xml:space="preserve">insert into </w:t>
+      </w:r>
+      <w:proofErr w:type="gramStart"/>
+      <w:r>
+        <w:t>Users(</w:t>
+      </w:r>
+      <w:proofErr w:type="spellStart"/>
+      <w:proofErr w:type="gramEnd"/>
+      <w:r>
+        <w:t>firstName</w:t>
+      </w:r>
+      <w:proofErr w:type="spellEnd"/>
+      <w:r>
+        <w:t xml:space="preserve">, </w:t>
+      </w:r>
+      <w:proofErr w:type="spellStart"/>
+      <w:r>
+        <w:t>lastName</w:t>
+      </w:r>
+      <w:proofErr w:type="spellEnd"/>
+      <w:r>
+        <w:t xml:space="preserve">, username, </w:t>
+      </w:r>
+      <w:proofErr w:type="spellStart"/>
+      <w:r>
+        <w:t>emailAddress</w:t>
+      </w:r>
+      <w:proofErr w:type="spellEnd"/>
+      <w:r>
+        <w:t>, password, role)</w:t>
+      </w:r>
+    </w:p>
+    <w:p>
+      <w:r>
+        <w:t>values</w:t>
+      </w:r>
+      <w:r>
+        <w:tab/>
+        <w:t>('Esethu', 'Busakwe', 'esethu@gmail.com', 'HASHED_PASSWORD1', '</w:t>
+      </w:r>
+      <w:proofErr w:type="spellStart"/>
+      <w:r>
+        <w:t>esethub</w:t>
+      </w:r>
+      <w:proofErr w:type="spellEnd"/>
+      <w:r>
+        <w:t xml:space="preserve">', 'Organiser'), </w:t>
+      </w:r>
+    </w:p>
+    <w:p>
+      <w:r>
+        <w:tab/>
+        <w:t>('John','Mokoena</w:t>
+      </w:r>
+      <w:proofErr w:type="gramStart"/>
+      <w:r>
+        <w:t>','john@gmail.com</w:t>
+      </w:r>
+      <w:proofErr w:type="gramEnd"/>
+      <w:r>
+        <w:t>','HASHED_PASSWORD2','johnm','Organiser'),</w:t>
+      </w:r>
+    </w:p>
+    <w:p>
+      <w:r>
+        <w:tab/>
+        <w:t>('Walter','White</w:t>
+      </w:r>
+      <w:proofErr w:type="gramStart"/>
+      <w:r>
+        <w:t>','walterw@gmail.com</w:t>
+      </w:r>
+      <w:proofErr w:type="gramEnd"/>
+      <w:r>
+        <w:t>','HASHED_PASSWORD3','wwhite','Participant'),</w:t>
+      </w:r>
+    </w:p>
+    <w:p>
+      <w:r>
+        <w:tab/>
+        <w:t>('Marty','Byrd</w:t>
+      </w:r>
+      <w:proofErr w:type="gramStart"/>
+      <w:r>
+        <w:t>','martybyrd@gmail.com</w:t>
+      </w:r>
+      <w:proofErr w:type="gramEnd"/>
+      <w:r>
+        <w:t>','HASHED_PASSWORD4','byrdm','Participant');</w:t>
+      </w:r>
+    </w:p>
+    <w:p/>
+    <w:p>
+      <w:r>
+        <w:t xml:space="preserve">insert into </w:t>
+      </w:r>
+      <w:proofErr w:type="spellStart"/>
+      <w:r>
+        <w:t>EventTypes</w:t>
+      </w:r>
+      <w:proofErr w:type="spellEnd"/>
+      <w:r>
+        <w:t>(</w:t>
+      </w:r>
+      <w:proofErr w:type="spellStart"/>
+      <w:r>
+        <w:t>eventTypeName</w:t>
+      </w:r>
+      <w:proofErr w:type="spellEnd"/>
+      <w:r>
+        <w:t>)</w:t>
+      </w:r>
+    </w:p>
+    <w:p>
+      <w:r>
+        <w:t>values</w:t>
+      </w:r>
+      <w:r>
+        <w:tab/>
+        <w:t>('Run'), ('Swimming'), ('Cycling'), ('Walk');</w:t>
+      </w:r>
+    </w:p>
+    <w:p/>
+    <w:p>
+      <w:r>
+        <w:t xml:space="preserve">insert into </w:t>
+      </w:r>
+      <w:proofErr w:type="gramStart"/>
+      <w:r>
+        <w:t>Events(</w:t>
+      </w:r>
+      <w:proofErr w:type="spellStart"/>
+      <w:proofErr w:type="gramEnd"/>
+      <w:r>
+        <w:t>eventName</w:t>
+      </w:r>
+      <w:proofErr w:type="spellEnd"/>
+      <w:r>
+        <w:t xml:space="preserve">, description, </w:t>
+      </w:r>
+      <w:proofErr w:type="spellStart"/>
+      <w:r>
+        <w:t>eventDate</w:t>
+      </w:r>
+      <w:proofErr w:type="spellEnd"/>
+      <w:r>
+        <w:t xml:space="preserve">, location, </w:t>
+      </w:r>
+      <w:proofErr w:type="spellStart"/>
+      <w:r>
+        <w:t>organiserId</w:t>
+      </w:r>
+      <w:proofErr w:type="spellEnd"/>
+      <w:r>
+        <w:t xml:space="preserve">, </w:t>
+      </w:r>
+      <w:proofErr w:type="spellStart"/>
+      <w:r>
+        <w:t>eventTypeId</w:t>
+      </w:r>
+      <w:proofErr w:type="spellEnd"/>
+      <w:r>
+        <w:t>)</w:t>
+      </w:r>
+    </w:p>
+    <w:p>
+      <w:r>
+        <w:t>values</w:t>
+      </w:r>
+      <w:r>
+        <w:tab/>
+        <w:t>('Run Jozi', '100km marathon', '2026-10-09', 'Ghandi Square', 1000, 5000),</w:t>
+      </w:r>
+    </w:p>
+    <w:p>
+      <w:r>
+        <w:tab/>
+      </w:r>
+      <w:r>
+        <w:t>('Swim Meet', '10Km swim', '2026-9-10', 'Richards Bay', 1001, 5001),</w:t>
+      </w:r>
+    </w:p>
+    <w:p>
+      <w:pPr>
+        <w:rPr>
+          <w:lang w:val="nl-NL"/>
+        </w:rPr>
+      </w:pPr>
+      <w:r>
+        <w:tab/>
+      </w:r>
+      <w:r>
+        <w:rPr>
+          <w:lang w:val="nl-NL"/>
+        </w:rPr>
+        <w:t>('Tour de Jozi', '150km race', '2026-10-20', 'Braamfontein', 1000, 5002)</w:t>
+      </w:r>
+    </w:p>
+    <w:p>
+      <w:pPr>
+        <w:rPr>
+          <w:lang w:val="nl-NL"/>
+        </w:rPr>
+      </w:pPr>
+    </w:p>
+    <w:p>
+      <w:r>
+        <w:t xml:space="preserve">insert into </w:t>
+      </w:r>
+      <w:proofErr w:type="gramStart"/>
+      <w:r>
+        <w:t>Categories(</w:t>
+      </w:r>
+      <w:proofErr w:type="spellStart"/>
+      <w:proofErr w:type="gramEnd"/>
+      <w:r>
+        <w:t>categoryName</w:t>
+      </w:r>
+      <w:proofErr w:type="spellEnd"/>
+      <w:r>
+        <w:t xml:space="preserve">, </w:t>
+      </w:r>
+      <w:proofErr w:type="spellStart"/>
+      <w:r>
+        <w:t>eventId</w:t>
+      </w:r>
+      <w:proofErr w:type="spellEnd"/>
+      <w:r>
+        <w:t>)</w:t>
+      </w:r>
+    </w:p>
+    <w:p>
+      <w:r>
+        <w:t>values</w:t>
+      </w:r>
+      <w:r>
+        <w:tab/>
+        <w:t>('100Km', 2002),</w:t>
+      </w:r>
+    </w:p>
+    <w:p>
+      <w:r>
+        <w:tab/>
+        <w:t>('10Km', 2003);</w:t>
+      </w:r>
+    </w:p>
+    <w:p/>
+    <w:p>
+      <w:r>
+        <w:t xml:space="preserve">insert into </w:t>
+      </w:r>
+      <w:proofErr w:type="gramStart"/>
+      <w:r>
+        <w:t>Enrolments(</w:t>
+      </w:r>
+      <w:proofErr w:type="spellStart"/>
+      <w:proofErr w:type="gramEnd"/>
+      <w:r>
+        <w:t>participantId</w:t>
+      </w:r>
+      <w:proofErr w:type="spellEnd"/>
+      <w:r>
+        <w:t xml:space="preserve">, </w:t>
+      </w:r>
+      <w:proofErr w:type="spellStart"/>
+      <w:r>
+        <w:t>eventId</w:t>
+      </w:r>
+      <w:proofErr w:type="spellEnd"/>
+      <w:r>
+        <w:t xml:space="preserve">, </w:t>
+      </w:r>
+      <w:proofErr w:type="spellStart"/>
+      <w:r>
+        <w:t>categoryId</w:t>
+      </w:r>
+      <w:proofErr w:type="spellEnd"/>
+      <w:r>
+        <w:t xml:space="preserve">, </w:t>
+      </w:r>
+      <w:proofErr w:type="spellStart"/>
+      <w:r>
+        <w:t>enrolmentStatus</w:t>
+      </w:r>
+      <w:proofErr w:type="spellEnd"/>
+      <w:r>
+        <w:t>)</w:t>
+      </w:r>
+    </w:p>
+    <w:p>
+      <w:r>
+        <w:t>values</w:t>
+      </w:r>
+      <w:r>
+        <w:tab/>
+        <w:t>(1002, 2002, 6000, 'Enrolled'),</w:t>
+      </w:r>
+    </w:p>
+    <w:p>
+      <w:r>
+        <w:tab/>
+        <w:t>(1003, 2003, 6001, 'Enrolled');</w:t>
       </w:r>
     </w:p>
     <w:p/>

--- a/Documents/Race Day Plan.docx
+++ b/Documents/Race Day Plan.docx
@@ -2907,6 +2907,7 @@
         <w:t>(1003, 2003, 6001, 'Enrolled');</w:t>
       </w:r>
     </w:p>
+    <w:p/>
     <w:p/>
     <w:sectPr>
       <w:pgSz w:w="11906" w:h="16838"/>

--- a/Documents/Race Day Plan.docx
+++ b/Documents/Race Day Plan.docx
@@ -77,22 +77,22 @@
     <w:tbl>
       <w:tblPr>
         <w:tblStyle w:val="TableGrid"/>
-        <w:tblW w:w="9351" w:type="dxa"/>
+        <w:tblW w:w="12849" w:type="dxa"/>
         <w:tblLook w:val="04A0" w:firstRow="1" w:lastRow="0" w:firstColumn="1" w:lastColumn="0" w:noHBand="0" w:noVBand="1"/>
       </w:tblPr>
       <w:tblGrid>
         <w:gridCol w:w="1745"/>
-        <w:gridCol w:w="1009"/>
-        <w:gridCol w:w="1992"/>
-        <w:gridCol w:w="1548"/>
-        <w:gridCol w:w="1682"/>
-        <w:gridCol w:w="1889"/>
-        <w:gridCol w:w="1249"/>
+        <w:gridCol w:w="1010"/>
+        <w:gridCol w:w="3720"/>
+        <w:gridCol w:w="1549"/>
+        <w:gridCol w:w="1683"/>
+        <w:gridCol w:w="1892"/>
+        <w:gridCol w:w="1250"/>
       </w:tblGrid>
       <w:tr>
         <w:tc>
           <w:tcPr>
-            <w:tcW w:w="1411" w:type="dxa"/>
+            <w:tcW w:w="1745" w:type="dxa"/>
           </w:tcPr>
           <w:p>
             <w:r>
@@ -102,7 +102,7 @@
         </w:tc>
         <w:tc>
           <w:tcPr>
-            <w:tcW w:w="836" w:type="dxa"/>
+            <w:tcW w:w="1010" w:type="dxa"/>
           </w:tcPr>
           <w:p>
             <w:r>
@@ -112,7 +112,7 @@
         </w:tc>
         <w:tc>
           <w:tcPr>
-            <w:tcW w:w="1604" w:type="dxa"/>
+            <w:tcW w:w="3720" w:type="dxa"/>
           </w:tcPr>
           <w:p>
             <w:r>
@@ -122,7 +122,7 @@
         </w:tc>
         <w:tc>
           <w:tcPr>
-            <w:tcW w:w="1257" w:type="dxa"/>
+            <w:tcW w:w="1549" w:type="dxa"/>
           </w:tcPr>
           <w:p>
             <w:r>
@@ -132,7 +132,7 @@
         </w:tc>
         <w:tc>
           <w:tcPr>
-            <w:tcW w:w="1362" w:type="dxa"/>
+            <w:tcW w:w="1683" w:type="dxa"/>
           </w:tcPr>
           <w:p>
             <w:r>
@@ -142,7 +142,7 @@
         </w:tc>
         <w:tc>
           <w:tcPr>
-            <w:tcW w:w="1523" w:type="dxa"/>
+            <w:tcW w:w="1892" w:type="dxa"/>
           </w:tcPr>
           <w:p>
             <w:r>
@@ -152,7 +152,7 @@
         </w:tc>
         <w:tc>
           <w:tcPr>
-            <w:tcW w:w="1358" w:type="dxa"/>
+            <w:tcW w:w="1250" w:type="dxa"/>
           </w:tcPr>
           <w:p>
             <w:r>
@@ -164,7 +164,7 @@
       <w:tr>
         <w:tc>
           <w:tcPr>
-            <w:tcW w:w="1411" w:type="dxa"/>
+            <w:tcW w:w="1745" w:type="dxa"/>
           </w:tcPr>
           <w:p>
             <w:r>
@@ -174,7 +174,7 @@
         </w:tc>
         <w:tc>
           <w:tcPr>
-            <w:tcW w:w="836" w:type="dxa"/>
+            <w:tcW w:w="1010" w:type="dxa"/>
           </w:tcPr>
           <w:p>
             <w:r>
@@ -184,70 +184,85 @@
         </w:tc>
         <w:tc>
           <w:tcPr>
-            <w:tcW w:w="1604" w:type="dxa"/>
-          </w:tcPr>
+            <w:tcW w:w="3720" w:type="dxa"/>
+          </w:tcPr>
+          <w:p>
+            <w:r>
+              <w:t>/</w:t>
+            </w:r>
+            <w:proofErr w:type="spellStart"/>
+            <w:r>
+              <w:t>api</w:t>
+            </w:r>
+            <w:proofErr w:type="spellEnd"/>
+            <w:r>
+              <w:t>/auth/</w:t>
+            </w:r>
+            <w:r>
+              <w:t>register</w:t>
+            </w:r>
+          </w:p>
+        </w:tc>
+        <w:tc>
+          <w:tcPr>
+            <w:tcW w:w="1549" w:type="dxa"/>
+          </w:tcPr>
+          <w:p>
+            <w:r>
+              <w:t xml:space="preserve">Registers new user as either an Organiser or </w:t>
+            </w:r>
+            <w:proofErr w:type="spellStart"/>
+            <w:r>
+              <w:t>Participent</w:t>
+            </w:r>
+            <w:proofErr w:type="spellEnd"/>
+          </w:p>
+        </w:tc>
+        <w:tc>
+          <w:tcPr>
+            <w:tcW w:w="1683" w:type="dxa"/>
+          </w:tcPr>
+          <w:p>
+            <w:r>
+              <w:t>Public</w:t>
+            </w:r>
+          </w:p>
+        </w:tc>
+        <w:tc>
+          <w:tcPr>
+            <w:tcW w:w="1892" w:type="dxa"/>
+          </w:tcPr>
+          <w:p>
+            <w:proofErr w:type="spellStart"/>
+            <w:r>
+              <w:t>firstName</w:t>
+            </w:r>
+            <w:proofErr w:type="spellEnd"/>
+            <w:r>
+              <w:t xml:space="preserve">, </w:t>
+            </w:r>
+            <w:proofErr w:type="spellStart"/>
+            <w:r>
+              <w:t>lastName</w:t>
+            </w:r>
+            <w:proofErr w:type="spellEnd"/>
+            <w:r>
+              <w:t>,</w:t>
+            </w:r>
+          </w:p>
+          <w:p>
+            <w:r>
+              <w:t>username, email</w:t>
+            </w:r>
+            <w:r>
+              <w:t>, password, role</w:t>
+            </w:r>
+          </w:p>
           <w:p/>
         </w:tc>
         <w:tc>
           <w:tcPr>
-            <w:tcW w:w="1257" w:type="dxa"/>
-          </w:tcPr>
-          <w:p>
-            <w:r>
-              <w:t xml:space="preserve">Registers new user as either an Organiser or </w:t>
-            </w:r>
-            <w:proofErr w:type="spellStart"/>
-            <w:r>
-              <w:t>Participent</w:t>
-            </w:r>
-            <w:proofErr w:type="spellEnd"/>
-          </w:p>
-        </w:tc>
-        <w:tc>
-          <w:tcPr>
-            <w:tcW w:w="1362" w:type="dxa"/>
-          </w:tcPr>
-          <w:p>
-            <w:r>
-              <w:t>Public</w:t>
-            </w:r>
-          </w:p>
-        </w:tc>
-        <w:tc>
-          <w:tcPr>
-            <w:tcW w:w="1523" w:type="dxa"/>
-          </w:tcPr>
-          <w:p>
-            <w:proofErr w:type="spellStart"/>
-            <w:r>
-              <w:t>firstName</w:t>
-            </w:r>
-            <w:proofErr w:type="spellEnd"/>
-            <w:r>
-              <w:t xml:space="preserve">, </w:t>
-            </w:r>
-            <w:proofErr w:type="spellStart"/>
-            <w:r>
-              <w:t>lastName</w:t>
-            </w:r>
-            <w:proofErr w:type="spellEnd"/>
-            <w:r>
-              <w:t>,</w:t>
-            </w:r>
-          </w:p>
-          <w:p>
-            <w:r>
-              <w:t>username, email</w:t>
-            </w:r>
-            <w:r>
-              <w:t>, password, role</w:t>
-            </w:r>
-          </w:p>
-          <w:p/>
-        </w:tc>
-        <w:tc>
-          <w:tcPr>
-            <w:tcW w:w="1358" w:type="dxa"/>
+            <w:tcW w:w="1250" w:type="dxa"/>
           </w:tcPr>
           <w:p>
             <w:r>
@@ -259,7 +274,7 @@
       <w:tr>
         <w:tc>
           <w:tcPr>
-            <w:tcW w:w="1411" w:type="dxa"/>
+            <w:tcW w:w="1745" w:type="dxa"/>
           </w:tcPr>
           <w:p>
             <w:r>
@@ -269,7 +284,7 @@
         </w:tc>
         <w:tc>
           <w:tcPr>
-            <w:tcW w:w="836" w:type="dxa"/>
+            <w:tcW w:w="1010" w:type="dxa"/>
           </w:tcPr>
           <w:p>
             <w:r>
@@ -279,7 +294,7 @@
         </w:tc>
         <w:tc>
           <w:tcPr>
-            <w:tcW w:w="1604" w:type="dxa"/>
+            <w:tcW w:w="3720" w:type="dxa"/>
           </w:tcPr>
           <w:p>
             <w:r>
@@ -291,13 +306,16 @@
             </w:r>
             <w:proofErr w:type="spellEnd"/>
             <w:r>
-              <w:t>/auth/register</w:t>
-            </w:r>
-          </w:p>
-        </w:tc>
-        <w:tc>
-          <w:tcPr>
-            <w:tcW w:w="1257" w:type="dxa"/>
+              <w:t>/auth/</w:t>
+            </w:r>
+            <w:r>
+              <w:t>login</w:t>
+            </w:r>
+          </w:p>
+        </w:tc>
+        <w:tc>
+          <w:tcPr>
+            <w:tcW w:w="1549" w:type="dxa"/>
           </w:tcPr>
           <w:p>
             <w:r>
@@ -307,7 +325,7 @@
         </w:tc>
         <w:tc>
           <w:tcPr>
-            <w:tcW w:w="1362" w:type="dxa"/>
+            <w:tcW w:w="1683" w:type="dxa"/>
           </w:tcPr>
           <w:p>
             <w:r>
@@ -317,7 +335,7 @@
         </w:tc>
         <w:tc>
           <w:tcPr>
-            <w:tcW w:w="1523" w:type="dxa"/>
+            <w:tcW w:w="1892" w:type="dxa"/>
           </w:tcPr>
           <w:p>
             <w:r>
@@ -327,7 +345,7 @@
         </w:tc>
         <w:tc>
           <w:tcPr>
-            <w:tcW w:w="1358" w:type="dxa"/>
+            <w:tcW w:w="1250" w:type="dxa"/>
           </w:tcPr>
           <w:p>
             <w:r>
@@ -339,7 +357,7 @@
       <w:tr>
         <w:tc>
           <w:tcPr>
-            <w:tcW w:w="1411" w:type="dxa"/>
+            <w:tcW w:w="1745" w:type="dxa"/>
           </w:tcPr>
           <w:p>
             <w:r>
@@ -349,7 +367,7 @@
         </w:tc>
         <w:tc>
           <w:tcPr>
-            <w:tcW w:w="836" w:type="dxa"/>
+            <w:tcW w:w="1010" w:type="dxa"/>
           </w:tcPr>
           <w:p>
             <w:r>
@@ -359,31 +377,35 @@
         </w:tc>
         <w:tc>
           <w:tcPr>
-            <w:tcW w:w="1604" w:type="dxa"/>
-          </w:tcPr>
-          <w:p/>
-        </w:tc>
-        <w:tc>
-          <w:tcPr>
-            <w:tcW w:w="1257" w:type="dxa"/>
-          </w:tcPr>
-          <w:p>
-            <w:r>
-              <w:t xml:space="preserve">View logged in </w:t>
-            </w:r>
-            <w:proofErr w:type="gramStart"/>
-            <w:r>
-              <w:t>users</w:t>
-            </w:r>
-            <w:proofErr w:type="gramEnd"/>
-            <w:r>
-              <w:t xml:space="preserve"> profile</w:t>
-            </w:r>
-          </w:p>
-        </w:tc>
-        <w:tc>
-          <w:tcPr>
-            <w:tcW w:w="1362" w:type="dxa"/>
+            <w:tcW w:w="3720" w:type="dxa"/>
+          </w:tcPr>
+          <w:p>
+            <w:r>
+              <w:t>/</w:t>
+            </w:r>
+            <w:proofErr w:type="spellStart"/>
+            <w:r>
+              <w:t>api</w:t>
+            </w:r>
+            <w:proofErr w:type="spellEnd"/>
+            <w:r>
+              <w:t>/users/profile</w:t>
+            </w:r>
+          </w:p>
+        </w:tc>
+        <w:tc>
+          <w:tcPr>
+            <w:tcW w:w="1549" w:type="dxa"/>
+          </w:tcPr>
+          <w:p>
+            <w:r>
+              <w:t>View logged in users profile</w:t>
+            </w:r>
+          </w:p>
+        </w:tc>
+        <w:tc>
+          <w:tcPr>
+            <w:tcW w:w="1683" w:type="dxa"/>
           </w:tcPr>
           <w:p>
             <w:r>
@@ -393,7 +415,7 @@
         </w:tc>
         <w:tc>
           <w:tcPr>
-            <w:tcW w:w="1523" w:type="dxa"/>
+            <w:tcW w:w="1892" w:type="dxa"/>
           </w:tcPr>
           <w:p>
             <w:r>
@@ -403,7 +425,7 @@
         </w:tc>
         <w:tc>
           <w:tcPr>
-            <w:tcW w:w="1358" w:type="dxa"/>
+            <w:tcW w:w="1250" w:type="dxa"/>
           </w:tcPr>
           <w:p>
             <w:r>
@@ -415,7 +437,7 @@
       <w:tr>
         <w:tc>
           <w:tcPr>
-            <w:tcW w:w="1411" w:type="dxa"/>
+            <w:tcW w:w="1745" w:type="dxa"/>
           </w:tcPr>
           <w:p>
             <w:r>
@@ -425,7 +447,7 @@
         </w:tc>
         <w:tc>
           <w:tcPr>
-            <w:tcW w:w="836" w:type="dxa"/>
+            <w:tcW w:w="1010" w:type="dxa"/>
           </w:tcPr>
           <w:p>
             <w:r>
@@ -435,31 +457,35 @@
         </w:tc>
         <w:tc>
           <w:tcPr>
-            <w:tcW w:w="1604" w:type="dxa"/>
-          </w:tcPr>
-          <w:p/>
-        </w:tc>
-        <w:tc>
-          <w:tcPr>
-            <w:tcW w:w="1257" w:type="dxa"/>
-          </w:tcPr>
-          <w:p>
-            <w:r>
-              <w:t xml:space="preserve">Update logged in </w:t>
-            </w:r>
-            <w:proofErr w:type="gramStart"/>
-            <w:r>
-              <w:t>users</w:t>
-            </w:r>
-            <w:proofErr w:type="gramEnd"/>
-            <w:r>
-              <w:t xml:space="preserve"> profile</w:t>
-            </w:r>
-          </w:p>
-        </w:tc>
-        <w:tc>
-          <w:tcPr>
-            <w:tcW w:w="1362" w:type="dxa"/>
+            <w:tcW w:w="3720" w:type="dxa"/>
+          </w:tcPr>
+          <w:p>
+            <w:r>
+              <w:t>/</w:t>
+            </w:r>
+            <w:proofErr w:type="spellStart"/>
+            <w:r>
+              <w:t>api</w:t>
+            </w:r>
+            <w:proofErr w:type="spellEnd"/>
+            <w:r>
+              <w:t>/users/profile</w:t>
+            </w:r>
+          </w:p>
+        </w:tc>
+        <w:tc>
+          <w:tcPr>
+            <w:tcW w:w="1549" w:type="dxa"/>
+          </w:tcPr>
+          <w:p>
+            <w:r>
+              <w:t>Update logged in users profile</w:t>
+            </w:r>
+          </w:p>
+        </w:tc>
+        <w:tc>
+          <w:tcPr>
+            <w:tcW w:w="1683" w:type="dxa"/>
           </w:tcPr>
           <w:p>
             <w:r>
@@ -469,7 +495,7 @@
         </w:tc>
         <w:tc>
           <w:tcPr>
-            <w:tcW w:w="1523" w:type="dxa"/>
+            <w:tcW w:w="1892" w:type="dxa"/>
           </w:tcPr>
           <w:p>
             <w:r>
@@ -479,7 +505,7 @@
         </w:tc>
         <w:tc>
           <w:tcPr>
-            <w:tcW w:w="1358" w:type="dxa"/>
+            <w:tcW w:w="1250" w:type="dxa"/>
           </w:tcPr>
           <w:p>
             <w:r>
@@ -491,7 +517,7 @@
       <w:tr>
         <w:tc>
           <w:tcPr>
-            <w:tcW w:w="1411" w:type="dxa"/>
+            <w:tcW w:w="1745" w:type="dxa"/>
           </w:tcPr>
           <w:p>
             <w:r>
@@ -501,7 +527,7 @@
         </w:tc>
         <w:tc>
           <w:tcPr>
-            <w:tcW w:w="836" w:type="dxa"/>
+            <w:tcW w:w="1010" w:type="dxa"/>
           </w:tcPr>
           <w:p>
             <w:r>
@@ -511,13 +537,28 @@
         </w:tc>
         <w:tc>
           <w:tcPr>
-            <w:tcW w:w="1604" w:type="dxa"/>
-          </w:tcPr>
-          <w:p/>
-        </w:tc>
-        <w:tc>
-          <w:tcPr>
-            <w:tcW w:w="1257" w:type="dxa"/>
+            <w:tcW w:w="3720" w:type="dxa"/>
+          </w:tcPr>
+          <w:p>
+            <w:r>
+              <w:t>/</w:t>
+            </w:r>
+            <w:proofErr w:type="spellStart"/>
+            <w:r>
+              <w:t>api</w:t>
+            </w:r>
+            <w:proofErr w:type="spellEnd"/>
+            <w:r>
+              <w:t>/</w:t>
+            </w:r>
+            <w:r>
+              <w:t>events</w:t>
+            </w:r>
+          </w:p>
+        </w:tc>
+        <w:tc>
+          <w:tcPr>
+            <w:tcW w:w="1549" w:type="dxa"/>
           </w:tcPr>
           <w:p>
             <w:r>
@@ -527,7 +568,7 @@
         </w:tc>
         <w:tc>
           <w:tcPr>
-            <w:tcW w:w="1362" w:type="dxa"/>
+            <w:tcW w:w="1683" w:type="dxa"/>
           </w:tcPr>
           <w:p>
             <w:r>
@@ -537,7 +578,7 @@
         </w:tc>
         <w:tc>
           <w:tcPr>
-            <w:tcW w:w="1523" w:type="dxa"/>
+            <w:tcW w:w="1892" w:type="dxa"/>
           </w:tcPr>
           <w:p>
             <w:r>
@@ -547,7 +588,7 @@
         </w:tc>
         <w:tc>
           <w:tcPr>
-            <w:tcW w:w="1358" w:type="dxa"/>
+            <w:tcW w:w="1250" w:type="dxa"/>
           </w:tcPr>
           <w:p>
             <w:r>
@@ -559,7 +600,7 @@
       <w:tr>
         <w:tc>
           <w:tcPr>
-            <w:tcW w:w="1411" w:type="dxa"/>
+            <w:tcW w:w="1745" w:type="dxa"/>
           </w:tcPr>
           <w:p>
             <w:r>
@@ -569,7 +610,7 @@
         </w:tc>
         <w:tc>
           <w:tcPr>
-            <w:tcW w:w="836" w:type="dxa"/>
+            <w:tcW w:w="1010" w:type="dxa"/>
           </w:tcPr>
           <w:p>
             <w:r>
@@ -579,13 +620,28 @@
         </w:tc>
         <w:tc>
           <w:tcPr>
-            <w:tcW w:w="1604" w:type="dxa"/>
-          </w:tcPr>
-          <w:p/>
-        </w:tc>
-        <w:tc>
-          <w:tcPr>
-            <w:tcW w:w="1257" w:type="dxa"/>
+            <w:tcW w:w="3720" w:type="dxa"/>
+          </w:tcPr>
+          <w:p>
+            <w:r>
+              <w:t>/</w:t>
+            </w:r>
+            <w:proofErr w:type="spellStart"/>
+            <w:r>
+              <w:t>api</w:t>
+            </w:r>
+            <w:proofErr w:type="spellEnd"/>
+            <w:r>
+              <w:t>/</w:t>
+            </w:r>
+            <w:r>
+              <w:t>events{id}</w:t>
+            </w:r>
+          </w:p>
+        </w:tc>
+        <w:tc>
+          <w:tcPr>
+            <w:tcW w:w="1549" w:type="dxa"/>
           </w:tcPr>
           <w:p>
             <w:r>
@@ -595,7 +651,7 @@
         </w:tc>
         <w:tc>
           <w:tcPr>
-            <w:tcW w:w="1362" w:type="dxa"/>
+            <w:tcW w:w="1683" w:type="dxa"/>
           </w:tcPr>
           <w:p>
             <w:r>
@@ -605,7 +661,7 @@
         </w:tc>
         <w:tc>
           <w:tcPr>
-            <w:tcW w:w="1523" w:type="dxa"/>
+            <w:tcW w:w="1892" w:type="dxa"/>
           </w:tcPr>
           <w:p>
             <w:r>
@@ -615,7 +671,7 @@
         </w:tc>
         <w:tc>
           <w:tcPr>
-            <w:tcW w:w="1358" w:type="dxa"/>
+            <w:tcW w:w="1250" w:type="dxa"/>
           </w:tcPr>
           <w:p>
             <w:r>
@@ -627,7 +683,7 @@
       <w:tr>
         <w:tc>
           <w:tcPr>
-            <w:tcW w:w="1411" w:type="dxa"/>
+            <w:tcW w:w="1745" w:type="dxa"/>
           </w:tcPr>
           <w:p>
             <w:r>
@@ -637,7 +693,7 @@
         </w:tc>
         <w:tc>
           <w:tcPr>
-            <w:tcW w:w="836" w:type="dxa"/>
+            <w:tcW w:w="1010" w:type="dxa"/>
           </w:tcPr>
           <w:p>
             <w:r>
@@ -647,13 +703,28 @@
         </w:tc>
         <w:tc>
           <w:tcPr>
-            <w:tcW w:w="1604" w:type="dxa"/>
-          </w:tcPr>
-          <w:p/>
-        </w:tc>
-        <w:tc>
-          <w:tcPr>
-            <w:tcW w:w="1257" w:type="dxa"/>
+            <w:tcW w:w="3720" w:type="dxa"/>
+          </w:tcPr>
+          <w:p>
+            <w:r>
+              <w:t>/</w:t>
+            </w:r>
+            <w:proofErr w:type="spellStart"/>
+            <w:r>
+              <w:t>api</w:t>
+            </w:r>
+            <w:proofErr w:type="spellEnd"/>
+            <w:r>
+              <w:t>/</w:t>
+            </w:r>
+            <w:r>
+              <w:t>events</w:t>
+            </w:r>
+          </w:p>
+        </w:tc>
+        <w:tc>
+          <w:tcPr>
+            <w:tcW w:w="1549" w:type="dxa"/>
           </w:tcPr>
           <w:p>
             <w:r>
@@ -663,7 +734,7 @@
         </w:tc>
         <w:tc>
           <w:tcPr>
-            <w:tcW w:w="1362" w:type="dxa"/>
+            <w:tcW w:w="1683" w:type="dxa"/>
           </w:tcPr>
           <w:p>
             <w:r>
@@ -673,7 +744,7 @@
         </w:tc>
         <w:tc>
           <w:tcPr>
-            <w:tcW w:w="1523" w:type="dxa"/>
+            <w:tcW w:w="1892" w:type="dxa"/>
           </w:tcPr>
           <w:p>
             <w:r>
@@ -683,7 +754,7 @@
         </w:tc>
         <w:tc>
           <w:tcPr>
-            <w:tcW w:w="1358" w:type="dxa"/>
+            <w:tcW w:w="1250" w:type="dxa"/>
           </w:tcPr>
           <w:p>
             <w:r>
@@ -695,7 +766,7 @@
       <w:tr>
         <w:tc>
           <w:tcPr>
-            <w:tcW w:w="1411" w:type="dxa"/>
+            <w:tcW w:w="1745" w:type="dxa"/>
           </w:tcPr>
           <w:p>
             <w:r>
@@ -705,7 +776,7 @@
         </w:tc>
         <w:tc>
           <w:tcPr>
-            <w:tcW w:w="836" w:type="dxa"/>
+            <w:tcW w:w="1010" w:type="dxa"/>
           </w:tcPr>
           <w:p>
             <w:r>
@@ -715,13 +786,34 @@
         </w:tc>
         <w:tc>
           <w:tcPr>
-            <w:tcW w:w="1604" w:type="dxa"/>
-          </w:tcPr>
-          <w:p/>
-        </w:tc>
-        <w:tc>
-          <w:tcPr>
-            <w:tcW w:w="1257" w:type="dxa"/>
+            <w:tcW w:w="3720" w:type="dxa"/>
+          </w:tcPr>
+          <w:p>
+            <w:r>
+              <w:t>/</w:t>
+            </w:r>
+            <w:proofErr w:type="spellStart"/>
+            <w:r>
+              <w:t>api</w:t>
+            </w:r>
+            <w:proofErr w:type="spellEnd"/>
+            <w:r>
+              <w:t>/</w:t>
+            </w:r>
+            <w:r>
+              <w:t>events</w:t>
+            </w:r>
+            <w:r>
+              <w:t>/</w:t>
+            </w:r>
+            <w:r>
+              <w:t>events{id}</w:t>
+            </w:r>
+          </w:p>
+        </w:tc>
+        <w:tc>
+          <w:tcPr>
+            <w:tcW w:w="1549" w:type="dxa"/>
           </w:tcPr>
           <w:p>
             <w:r>
@@ -731,7 +823,7 @@
         </w:tc>
         <w:tc>
           <w:tcPr>
-            <w:tcW w:w="1362" w:type="dxa"/>
+            <w:tcW w:w="1683" w:type="dxa"/>
           </w:tcPr>
           <w:p>
             <w:r>
@@ -741,7 +833,7 @@
         </w:tc>
         <w:tc>
           <w:tcPr>
-            <w:tcW w:w="1523" w:type="dxa"/>
+            <w:tcW w:w="1892" w:type="dxa"/>
           </w:tcPr>
           <w:p>
             <w:r>
@@ -751,7 +843,7 @@
         </w:tc>
         <w:tc>
           <w:tcPr>
-            <w:tcW w:w="1358" w:type="dxa"/>
+            <w:tcW w:w="1250" w:type="dxa"/>
           </w:tcPr>
           <w:p>
             <w:r>
@@ -763,7 +855,7 @@
       <w:tr>
         <w:tc>
           <w:tcPr>
-            <w:tcW w:w="1411" w:type="dxa"/>
+            <w:tcW w:w="1745" w:type="dxa"/>
           </w:tcPr>
           <w:p>
             <w:r>
@@ -773,7 +865,7 @@
         </w:tc>
         <w:tc>
           <w:tcPr>
-            <w:tcW w:w="836" w:type="dxa"/>
+            <w:tcW w:w="1010" w:type="dxa"/>
           </w:tcPr>
           <w:p>
             <w:r>
@@ -783,13 +875,34 @@
         </w:tc>
         <w:tc>
           <w:tcPr>
-            <w:tcW w:w="1604" w:type="dxa"/>
-          </w:tcPr>
-          <w:p/>
-        </w:tc>
-        <w:tc>
-          <w:tcPr>
-            <w:tcW w:w="1257" w:type="dxa"/>
+            <w:tcW w:w="3720" w:type="dxa"/>
+          </w:tcPr>
+          <w:p>
+            <w:r>
+              <w:t>/</w:t>
+            </w:r>
+            <w:proofErr w:type="spellStart"/>
+            <w:r>
+              <w:t>api</w:t>
+            </w:r>
+            <w:proofErr w:type="spellEnd"/>
+            <w:r>
+              <w:t>/</w:t>
+            </w:r>
+            <w:r>
+              <w:t>events</w:t>
+            </w:r>
+            <w:r>
+              <w:t>/</w:t>
+            </w:r>
+            <w:r>
+              <w:t>events{id}</w:t>
+            </w:r>
+          </w:p>
+        </w:tc>
+        <w:tc>
+          <w:tcPr>
+            <w:tcW w:w="1549" w:type="dxa"/>
           </w:tcPr>
           <w:p>
             <w:r>
@@ -799,7 +912,7 @@
         </w:tc>
         <w:tc>
           <w:tcPr>
-            <w:tcW w:w="1362" w:type="dxa"/>
+            <w:tcW w:w="1683" w:type="dxa"/>
           </w:tcPr>
           <w:p>
             <w:r>
@@ -809,7 +922,7 @@
         </w:tc>
         <w:tc>
           <w:tcPr>
-            <w:tcW w:w="1523" w:type="dxa"/>
+            <w:tcW w:w="1892" w:type="dxa"/>
           </w:tcPr>
           <w:p>
             <w:r>
@@ -819,7 +932,7 @@
         </w:tc>
         <w:tc>
           <w:tcPr>
-            <w:tcW w:w="1358" w:type="dxa"/>
+            <w:tcW w:w="1250" w:type="dxa"/>
           </w:tcPr>
           <w:p>
             <w:r>
@@ -832,7 +945,7 @@
       <w:tr>
         <w:tc>
           <w:tcPr>
-            <w:tcW w:w="1411" w:type="dxa"/>
+            <w:tcW w:w="1745" w:type="dxa"/>
           </w:tcPr>
           <w:p>
             <w:r>
@@ -842,7 +955,7 @@
         </w:tc>
         <w:tc>
           <w:tcPr>
-            <w:tcW w:w="836" w:type="dxa"/>
+            <w:tcW w:w="1010" w:type="dxa"/>
           </w:tcPr>
           <w:p>
             <w:r>
@@ -852,13 +965,30 @@
         </w:tc>
         <w:tc>
           <w:tcPr>
-            <w:tcW w:w="1604" w:type="dxa"/>
-          </w:tcPr>
-          <w:p/>
-        </w:tc>
-        <w:tc>
-          <w:tcPr>
-            <w:tcW w:w="1257" w:type="dxa"/>
+            <w:tcW w:w="3720" w:type="dxa"/>
+          </w:tcPr>
+          <w:p>
+            <w:r>
+              <w:t>/</w:t>
+            </w:r>
+            <w:proofErr w:type="spellStart"/>
+            <w:r>
+              <w:t>api</w:t>
+            </w:r>
+            <w:proofErr w:type="spellEnd"/>
+            <w:r>
+              <w:t>/</w:t>
+            </w:r>
+            <w:proofErr w:type="spellStart"/>
+            <w:r>
+              <w:t>event_types</w:t>
+            </w:r>
+            <w:proofErr w:type="spellEnd"/>
+          </w:p>
+        </w:tc>
+        <w:tc>
+          <w:tcPr>
+            <w:tcW w:w="1549" w:type="dxa"/>
           </w:tcPr>
           <w:p>
             <w:r>
@@ -868,7 +998,7 @@
         </w:tc>
         <w:tc>
           <w:tcPr>
-            <w:tcW w:w="1362" w:type="dxa"/>
+            <w:tcW w:w="1683" w:type="dxa"/>
           </w:tcPr>
           <w:p>
             <w:r>
@@ -878,7 +1008,7 @@
         </w:tc>
         <w:tc>
           <w:tcPr>
-            <w:tcW w:w="1523" w:type="dxa"/>
+            <w:tcW w:w="1892" w:type="dxa"/>
           </w:tcPr>
           <w:p>
             <w:r>
@@ -888,7 +1018,7 @@
         </w:tc>
         <w:tc>
           <w:tcPr>
-            <w:tcW w:w="1358" w:type="dxa"/>
+            <w:tcW w:w="1250" w:type="dxa"/>
           </w:tcPr>
           <w:p>
             <w:r>
@@ -900,7 +1030,7 @@
       <w:tr>
         <w:tc>
           <w:tcPr>
-            <w:tcW w:w="1411" w:type="dxa"/>
+            <w:tcW w:w="1745" w:type="dxa"/>
           </w:tcPr>
           <w:p>
             <w:r>
@@ -910,7 +1040,7 @@
         </w:tc>
         <w:tc>
           <w:tcPr>
-            <w:tcW w:w="836" w:type="dxa"/>
+            <w:tcW w:w="1010" w:type="dxa"/>
           </w:tcPr>
           <w:p>
             <w:r>
@@ -920,13 +1050,30 @@
         </w:tc>
         <w:tc>
           <w:tcPr>
-            <w:tcW w:w="1604" w:type="dxa"/>
-          </w:tcPr>
-          <w:p/>
-        </w:tc>
-        <w:tc>
-          <w:tcPr>
-            <w:tcW w:w="1257" w:type="dxa"/>
+            <w:tcW w:w="3720" w:type="dxa"/>
+          </w:tcPr>
+          <w:p>
+            <w:r>
+              <w:t>/</w:t>
+            </w:r>
+            <w:proofErr w:type="spellStart"/>
+            <w:r>
+              <w:t>api</w:t>
+            </w:r>
+            <w:proofErr w:type="spellEnd"/>
+            <w:r>
+              <w:t>/</w:t>
+            </w:r>
+            <w:proofErr w:type="spellStart"/>
+            <w:r>
+              <w:t>event_types</w:t>
+            </w:r>
+            <w:proofErr w:type="spellEnd"/>
+          </w:p>
+        </w:tc>
+        <w:tc>
+          <w:tcPr>
+            <w:tcW w:w="1549" w:type="dxa"/>
           </w:tcPr>
           <w:p>
             <w:r>
@@ -936,7 +1083,7 @@
         </w:tc>
         <w:tc>
           <w:tcPr>
-            <w:tcW w:w="1362" w:type="dxa"/>
+            <w:tcW w:w="1683" w:type="dxa"/>
           </w:tcPr>
           <w:p>
             <w:r>
@@ -946,7 +1093,7 @@
         </w:tc>
         <w:tc>
           <w:tcPr>
-            <w:tcW w:w="1523" w:type="dxa"/>
+            <w:tcW w:w="1892" w:type="dxa"/>
           </w:tcPr>
           <w:p>
             <w:proofErr w:type="spellStart"/>
@@ -958,7 +1105,7 @@
         </w:tc>
         <w:tc>
           <w:tcPr>
-            <w:tcW w:w="1358" w:type="dxa"/>
+            <w:tcW w:w="1250" w:type="dxa"/>
           </w:tcPr>
           <w:p>
             <w:r>
@@ -970,7 +1117,7 @@
       <w:tr>
         <w:tc>
           <w:tcPr>
-            <w:tcW w:w="1411" w:type="dxa"/>
+            <w:tcW w:w="1745" w:type="dxa"/>
           </w:tcPr>
           <w:p>
             <w:r>
@@ -980,7 +1127,7 @@
         </w:tc>
         <w:tc>
           <w:tcPr>
-            <w:tcW w:w="836" w:type="dxa"/>
+            <w:tcW w:w="1010" w:type="dxa"/>
           </w:tcPr>
           <w:p>
             <w:r>
@@ -990,13 +1137,33 @@
         </w:tc>
         <w:tc>
           <w:tcPr>
-            <w:tcW w:w="1604" w:type="dxa"/>
-          </w:tcPr>
-          <w:p/>
-        </w:tc>
-        <w:tc>
-          <w:tcPr>
-            <w:tcW w:w="1257" w:type="dxa"/>
+            <w:tcW w:w="3720" w:type="dxa"/>
+          </w:tcPr>
+          <w:p>
+            <w:r>
+              <w:t>/</w:t>
+            </w:r>
+            <w:proofErr w:type="spellStart"/>
+            <w:r>
+              <w:t>api</w:t>
+            </w:r>
+            <w:proofErr w:type="spellEnd"/>
+            <w:r>
+              <w:t>/</w:t>
+            </w:r>
+            <w:proofErr w:type="spellStart"/>
+            <w:r>
+              <w:t>event_types</w:t>
+            </w:r>
+            <w:proofErr w:type="spellEnd"/>
+            <w:r>
+              <w:t>{id}</w:t>
+            </w:r>
+          </w:p>
+        </w:tc>
+        <w:tc>
+          <w:tcPr>
+            <w:tcW w:w="1549" w:type="dxa"/>
           </w:tcPr>
           <w:p>
             <w:r>
@@ -1006,7 +1173,7 @@
         </w:tc>
         <w:tc>
           <w:tcPr>
-            <w:tcW w:w="1362" w:type="dxa"/>
+            <w:tcW w:w="1683" w:type="dxa"/>
           </w:tcPr>
           <w:p>
             <w:r>
@@ -1016,7 +1183,7 @@
         </w:tc>
         <w:tc>
           <w:tcPr>
-            <w:tcW w:w="1523" w:type="dxa"/>
+            <w:tcW w:w="1892" w:type="dxa"/>
           </w:tcPr>
           <w:p>
             <w:proofErr w:type="spellStart"/>
@@ -1028,7 +1195,7 @@
         </w:tc>
         <w:tc>
           <w:tcPr>
-            <w:tcW w:w="1358" w:type="dxa"/>
+            <w:tcW w:w="1250" w:type="dxa"/>
           </w:tcPr>
           <w:p>
             <w:r>
@@ -1040,7 +1207,7 @@
       <w:tr>
         <w:tc>
           <w:tcPr>
-            <w:tcW w:w="1411" w:type="dxa"/>
+            <w:tcW w:w="1745" w:type="dxa"/>
           </w:tcPr>
           <w:p>
             <w:r>
@@ -1050,7 +1217,7 @@
         </w:tc>
         <w:tc>
           <w:tcPr>
-            <w:tcW w:w="836" w:type="dxa"/>
+            <w:tcW w:w="1010" w:type="dxa"/>
           </w:tcPr>
           <w:p>
             <w:r>
@@ -1060,13 +1227,33 @@
         </w:tc>
         <w:tc>
           <w:tcPr>
-            <w:tcW w:w="1604" w:type="dxa"/>
-          </w:tcPr>
-          <w:p/>
-        </w:tc>
-        <w:tc>
-          <w:tcPr>
-            <w:tcW w:w="1257" w:type="dxa"/>
+            <w:tcW w:w="3720" w:type="dxa"/>
+          </w:tcPr>
+          <w:p>
+            <w:r>
+              <w:t>/</w:t>
+            </w:r>
+            <w:proofErr w:type="spellStart"/>
+            <w:r>
+              <w:t>api</w:t>
+            </w:r>
+            <w:proofErr w:type="spellEnd"/>
+            <w:r>
+              <w:t>/events/{</w:t>
+            </w:r>
+            <w:proofErr w:type="spellStart"/>
+            <w:r>
+              <w:t>eventId</w:t>
+            </w:r>
+            <w:proofErr w:type="spellEnd"/>
+            <w:r>
+              <w:t>}/categories</w:t>
+            </w:r>
+          </w:p>
+        </w:tc>
+        <w:tc>
+          <w:tcPr>
+            <w:tcW w:w="1549" w:type="dxa"/>
           </w:tcPr>
           <w:p>
             <w:r>
@@ -1076,7 +1263,7 @@
         </w:tc>
         <w:tc>
           <w:tcPr>
-            <w:tcW w:w="1362" w:type="dxa"/>
+            <w:tcW w:w="1683" w:type="dxa"/>
           </w:tcPr>
           <w:p>
             <w:r>
@@ -1086,7 +1273,7 @@
         </w:tc>
         <w:tc>
           <w:tcPr>
-            <w:tcW w:w="1523" w:type="dxa"/>
+            <w:tcW w:w="1892" w:type="dxa"/>
           </w:tcPr>
           <w:p>
             <w:proofErr w:type="spellStart"/>
@@ -1098,7 +1285,7 @@
         </w:tc>
         <w:tc>
           <w:tcPr>
-            <w:tcW w:w="1358" w:type="dxa"/>
+            <w:tcW w:w="1250" w:type="dxa"/>
           </w:tcPr>
           <w:p>
             <w:r>
@@ -1110,7 +1297,7 @@
       <w:tr>
         <w:tc>
           <w:tcPr>
-            <w:tcW w:w="1411" w:type="dxa"/>
+            <w:tcW w:w="1745" w:type="dxa"/>
           </w:tcPr>
           <w:p>
             <w:r>
@@ -1120,7 +1307,7 @@
         </w:tc>
         <w:tc>
           <w:tcPr>
-            <w:tcW w:w="836" w:type="dxa"/>
+            <w:tcW w:w="1010" w:type="dxa"/>
           </w:tcPr>
           <w:p>
             <w:r>
@@ -1130,13 +1317,33 @@
         </w:tc>
         <w:tc>
           <w:tcPr>
-            <w:tcW w:w="1604" w:type="dxa"/>
-          </w:tcPr>
-          <w:p/>
-        </w:tc>
-        <w:tc>
-          <w:tcPr>
-            <w:tcW w:w="1257" w:type="dxa"/>
+            <w:tcW w:w="3720" w:type="dxa"/>
+          </w:tcPr>
+          <w:p>
+            <w:r>
+              <w:t>/</w:t>
+            </w:r>
+            <w:proofErr w:type="spellStart"/>
+            <w:r>
+              <w:t>api</w:t>
+            </w:r>
+            <w:proofErr w:type="spellEnd"/>
+            <w:r>
+              <w:t>/events/{</w:t>
+            </w:r>
+            <w:proofErr w:type="spellStart"/>
+            <w:r>
+              <w:t>eventId</w:t>
+            </w:r>
+            <w:proofErr w:type="spellEnd"/>
+            <w:r>
+              <w:t>}/categories</w:t>
+            </w:r>
+          </w:p>
+        </w:tc>
+        <w:tc>
+          <w:tcPr>
+            <w:tcW w:w="1549" w:type="dxa"/>
           </w:tcPr>
           <w:p>
             <w:r>
@@ -1146,7 +1353,7 @@
         </w:tc>
         <w:tc>
           <w:tcPr>
-            <w:tcW w:w="1362" w:type="dxa"/>
+            <w:tcW w:w="1683" w:type="dxa"/>
           </w:tcPr>
           <w:p>
             <w:r>
@@ -1156,7 +1363,7 @@
         </w:tc>
         <w:tc>
           <w:tcPr>
-            <w:tcW w:w="1523" w:type="dxa"/>
+            <w:tcW w:w="1892" w:type="dxa"/>
           </w:tcPr>
           <w:p>
             <w:r>
@@ -1166,7 +1373,7 @@
         </w:tc>
         <w:tc>
           <w:tcPr>
-            <w:tcW w:w="1358" w:type="dxa"/>
+            <w:tcW w:w="1250" w:type="dxa"/>
           </w:tcPr>
           <w:p>
             <w:r>
@@ -1178,7 +1385,7 @@
       <w:tr>
         <w:tc>
           <w:tcPr>
-            <w:tcW w:w="1411" w:type="dxa"/>
+            <w:tcW w:w="1745" w:type="dxa"/>
           </w:tcPr>
           <w:p>
             <w:r>
@@ -1188,7 +1395,7 @@
         </w:tc>
         <w:tc>
           <w:tcPr>
-            <w:tcW w:w="836" w:type="dxa"/>
+            <w:tcW w:w="1010" w:type="dxa"/>
           </w:tcPr>
           <w:p>
             <w:r>
@@ -1198,13 +1405,33 @@
         </w:tc>
         <w:tc>
           <w:tcPr>
-            <w:tcW w:w="1604" w:type="dxa"/>
-          </w:tcPr>
-          <w:p/>
-        </w:tc>
-        <w:tc>
-          <w:tcPr>
-            <w:tcW w:w="1257" w:type="dxa"/>
+            <w:tcW w:w="3720" w:type="dxa"/>
+          </w:tcPr>
+          <w:p>
+            <w:r>
+              <w:t>/</w:t>
+            </w:r>
+            <w:proofErr w:type="spellStart"/>
+            <w:r>
+              <w:t>api</w:t>
+            </w:r>
+            <w:proofErr w:type="spellEnd"/>
+            <w:r>
+              <w:t>/events/{</w:t>
+            </w:r>
+            <w:proofErr w:type="spellStart"/>
+            <w:r>
+              <w:t>eventId</w:t>
+            </w:r>
+            <w:proofErr w:type="spellEnd"/>
+            <w:r>
+              <w:t>}/categories</w:t>
+            </w:r>
+          </w:p>
+        </w:tc>
+        <w:tc>
+          <w:tcPr>
+            <w:tcW w:w="1549" w:type="dxa"/>
           </w:tcPr>
           <w:p>
             <w:r>
@@ -1214,7 +1441,7 @@
         </w:tc>
         <w:tc>
           <w:tcPr>
-            <w:tcW w:w="1362" w:type="dxa"/>
+            <w:tcW w:w="1683" w:type="dxa"/>
           </w:tcPr>
           <w:p>
             <w:r>
@@ -1224,7 +1451,7 @@
         </w:tc>
         <w:tc>
           <w:tcPr>
-            <w:tcW w:w="1523" w:type="dxa"/>
+            <w:tcW w:w="1892" w:type="dxa"/>
           </w:tcPr>
           <w:p>
             <w:proofErr w:type="spellStart"/>
@@ -1236,7 +1463,7 @@
         </w:tc>
         <w:tc>
           <w:tcPr>
-            <w:tcW w:w="1358" w:type="dxa"/>
+            <w:tcW w:w="1250" w:type="dxa"/>
           </w:tcPr>
           <w:p>
             <w:r>
@@ -1248,7 +1475,7 @@
       <w:tr>
         <w:tc>
           <w:tcPr>
-            <w:tcW w:w="1411" w:type="dxa"/>
+            <w:tcW w:w="1745" w:type="dxa"/>
           </w:tcPr>
           <w:p>
             <w:r>
@@ -1258,7 +1485,7 @@
         </w:tc>
         <w:tc>
           <w:tcPr>
-            <w:tcW w:w="836" w:type="dxa"/>
+            <w:tcW w:w="1010" w:type="dxa"/>
           </w:tcPr>
           <w:p>
             <w:r>
@@ -1268,13 +1495,25 @@
         </w:tc>
         <w:tc>
           <w:tcPr>
-            <w:tcW w:w="1604" w:type="dxa"/>
-          </w:tcPr>
-          <w:p/>
-        </w:tc>
-        <w:tc>
-          <w:tcPr>
-            <w:tcW w:w="1257" w:type="dxa"/>
+            <w:tcW w:w="3720" w:type="dxa"/>
+          </w:tcPr>
+          <w:p>
+            <w:r>
+              <w:t>/</w:t>
+            </w:r>
+            <w:proofErr w:type="spellStart"/>
+            <w:r>
+              <w:t>api</w:t>
+            </w:r>
+            <w:proofErr w:type="spellEnd"/>
+            <w:r>
+              <w:t>/categories/{id}</w:t>
+            </w:r>
+          </w:p>
+        </w:tc>
+        <w:tc>
+          <w:tcPr>
+            <w:tcW w:w="1549" w:type="dxa"/>
           </w:tcPr>
           <w:p>
             <w:r>
@@ -1284,7 +1523,7 @@
         </w:tc>
         <w:tc>
           <w:tcPr>
-            <w:tcW w:w="1362" w:type="dxa"/>
+            <w:tcW w:w="1683" w:type="dxa"/>
           </w:tcPr>
           <w:p>
             <w:r>
@@ -1294,7 +1533,7 @@
         </w:tc>
         <w:tc>
           <w:tcPr>
-            <w:tcW w:w="1523" w:type="dxa"/>
+            <w:tcW w:w="1892" w:type="dxa"/>
           </w:tcPr>
           <w:p>
             <w:proofErr w:type="spellStart"/>
@@ -1306,7 +1545,7 @@
         </w:tc>
         <w:tc>
           <w:tcPr>
-            <w:tcW w:w="1358" w:type="dxa"/>
+            <w:tcW w:w="1250" w:type="dxa"/>
           </w:tcPr>
           <w:p>
             <w:r>
@@ -1318,7 +1557,7 @@
       <w:tr>
         <w:tc>
           <w:tcPr>
-            <w:tcW w:w="1411" w:type="dxa"/>
+            <w:tcW w:w="1745" w:type="dxa"/>
           </w:tcPr>
           <w:p>
             <w:r>
@@ -1328,7 +1567,7 @@
         </w:tc>
         <w:tc>
           <w:tcPr>
-            <w:tcW w:w="836" w:type="dxa"/>
+            <w:tcW w:w="1010" w:type="dxa"/>
           </w:tcPr>
           <w:p>
             <w:r>
@@ -1338,13 +1577,25 @@
         </w:tc>
         <w:tc>
           <w:tcPr>
-            <w:tcW w:w="1604" w:type="dxa"/>
-          </w:tcPr>
-          <w:p/>
-        </w:tc>
-        <w:tc>
-          <w:tcPr>
-            <w:tcW w:w="1257" w:type="dxa"/>
+            <w:tcW w:w="3720" w:type="dxa"/>
+          </w:tcPr>
+          <w:p>
+            <w:r>
+              <w:t>/</w:t>
+            </w:r>
+            <w:proofErr w:type="spellStart"/>
+            <w:r>
+              <w:t>api</w:t>
+            </w:r>
+            <w:proofErr w:type="spellEnd"/>
+            <w:r>
+              <w:t>/enrolments</w:t>
+            </w:r>
+          </w:p>
+        </w:tc>
+        <w:tc>
+          <w:tcPr>
+            <w:tcW w:w="1549" w:type="dxa"/>
           </w:tcPr>
           <w:p>
             <w:r>
@@ -1354,7 +1605,7 @@
         </w:tc>
         <w:tc>
           <w:tcPr>
-            <w:tcW w:w="1362" w:type="dxa"/>
+            <w:tcW w:w="1683" w:type="dxa"/>
           </w:tcPr>
           <w:p>
             <w:r>
@@ -1364,7 +1615,7 @@
         </w:tc>
         <w:tc>
           <w:tcPr>
-            <w:tcW w:w="1523" w:type="dxa"/>
+            <w:tcW w:w="1892" w:type="dxa"/>
           </w:tcPr>
           <w:p>
             <w:proofErr w:type="spellStart"/>
@@ -1384,7 +1635,7 @@
         </w:tc>
         <w:tc>
           <w:tcPr>
-            <w:tcW w:w="1358" w:type="dxa"/>
+            <w:tcW w:w="1250" w:type="dxa"/>
           </w:tcPr>
           <w:p>
             <w:r>
@@ -1396,7 +1647,7 @@
       <w:tr>
         <w:tc>
           <w:tcPr>
-            <w:tcW w:w="1411" w:type="dxa"/>
+            <w:tcW w:w="1745" w:type="dxa"/>
           </w:tcPr>
           <w:p>
             <w:r>
@@ -1406,7 +1657,7 @@
         </w:tc>
         <w:tc>
           <w:tcPr>
-            <w:tcW w:w="836" w:type="dxa"/>
+            <w:tcW w:w="1010" w:type="dxa"/>
           </w:tcPr>
           <w:p>
             <w:r>
@@ -1416,13 +1667,25 @@
         </w:tc>
         <w:tc>
           <w:tcPr>
-            <w:tcW w:w="1604" w:type="dxa"/>
-          </w:tcPr>
-          <w:p/>
-        </w:tc>
-        <w:tc>
-          <w:tcPr>
-            <w:tcW w:w="1257" w:type="dxa"/>
+            <w:tcW w:w="3720" w:type="dxa"/>
+          </w:tcPr>
+          <w:p>
+            <w:r>
+              <w:t>/</w:t>
+            </w:r>
+            <w:proofErr w:type="spellStart"/>
+            <w:r>
+              <w:t>api</w:t>
+            </w:r>
+            <w:proofErr w:type="spellEnd"/>
+            <w:r>
+              <w:t>/enrolments/my</w:t>
+            </w:r>
+          </w:p>
+        </w:tc>
+        <w:tc>
+          <w:tcPr>
+            <w:tcW w:w="1549" w:type="dxa"/>
           </w:tcPr>
           <w:p>
             <w:r>
@@ -1432,7 +1695,7 @@
         </w:tc>
         <w:tc>
           <w:tcPr>
-            <w:tcW w:w="1362" w:type="dxa"/>
+            <w:tcW w:w="1683" w:type="dxa"/>
           </w:tcPr>
           <w:p>
             <w:r>
@@ -1442,7 +1705,7 @@
         </w:tc>
         <w:tc>
           <w:tcPr>
-            <w:tcW w:w="1523" w:type="dxa"/>
+            <w:tcW w:w="1892" w:type="dxa"/>
           </w:tcPr>
           <w:p>
             <w:r>
@@ -1452,7 +1715,7 @@
         </w:tc>
         <w:tc>
           <w:tcPr>
-            <w:tcW w:w="1358" w:type="dxa"/>
+            <w:tcW w:w="1250" w:type="dxa"/>
           </w:tcPr>
           <w:p>
             <w:r>
@@ -1464,7 +1727,7 @@
       <w:tr>
         <w:tc>
           <w:tcPr>
-            <w:tcW w:w="1411" w:type="dxa"/>
+            <w:tcW w:w="1745" w:type="dxa"/>
           </w:tcPr>
           <w:p>
             <w:r>
@@ -1474,7 +1737,7 @@
         </w:tc>
         <w:tc>
           <w:tcPr>
-            <w:tcW w:w="836" w:type="dxa"/>
+            <w:tcW w:w="1010" w:type="dxa"/>
           </w:tcPr>
           <w:p>
             <w:r>
@@ -1484,13 +1747,33 @@
         </w:tc>
         <w:tc>
           <w:tcPr>
-            <w:tcW w:w="1604" w:type="dxa"/>
-          </w:tcPr>
-          <w:p/>
-        </w:tc>
-        <w:tc>
-          <w:tcPr>
-            <w:tcW w:w="1257" w:type="dxa"/>
+            <w:tcW w:w="3720" w:type="dxa"/>
+          </w:tcPr>
+          <w:p>
+            <w:r>
+              <w:t>/</w:t>
+            </w:r>
+            <w:proofErr w:type="spellStart"/>
+            <w:r>
+              <w:t>api</w:t>
+            </w:r>
+            <w:proofErr w:type="spellEnd"/>
+            <w:r>
+              <w:t>/events/{</w:t>
+            </w:r>
+            <w:proofErr w:type="spellStart"/>
+            <w:r>
+              <w:t>eventId</w:t>
+            </w:r>
+            <w:proofErr w:type="spellEnd"/>
+            <w:r>
+              <w:t>}/enrolments</w:t>
+            </w:r>
+          </w:p>
+        </w:tc>
+        <w:tc>
+          <w:tcPr>
+            <w:tcW w:w="1549" w:type="dxa"/>
           </w:tcPr>
           <w:p>
             <w:r>
@@ -1500,7 +1783,7 @@
         </w:tc>
         <w:tc>
           <w:tcPr>
-            <w:tcW w:w="1362" w:type="dxa"/>
+            <w:tcW w:w="1683" w:type="dxa"/>
           </w:tcPr>
           <w:p>
             <w:r>
@@ -1510,7 +1793,7 @@
         </w:tc>
         <w:tc>
           <w:tcPr>
-            <w:tcW w:w="1523" w:type="dxa"/>
+            <w:tcW w:w="1892" w:type="dxa"/>
           </w:tcPr>
           <w:p>
             <w:r>
@@ -1520,7 +1803,7 @@
         </w:tc>
         <w:tc>
           <w:tcPr>
-            <w:tcW w:w="1358" w:type="dxa"/>
+            <w:tcW w:w="1250" w:type="dxa"/>
           </w:tcPr>
           <w:p>
             <w:r>
@@ -1532,7 +1815,7 @@
       <w:tr>
         <w:tc>
           <w:tcPr>
-            <w:tcW w:w="1411" w:type="dxa"/>
+            <w:tcW w:w="1745" w:type="dxa"/>
           </w:tcPr>
           <w:p>
             <w:r>
@@ -1542,7 +1825,7 @@
         </w:tc>
         <w:tc>
           <w:tcPr>
-            <w:tcW w:w="836" w:type="dxa"/>
+            <w:tcW w:w="1010" w:type="dxa"/>
           </w:tcPr>
           <w:p>
             <w:r>
@@ -1552,13 +1835,28 @@
         </w:tc>
         <w:tc>
           <w:tcPr>
-            <w:tcW w:w="1604" w:type="dxa"/>
-          </w:tcPr>
-          <w:p/>
-        </w:tc>
-        <w:tc>
-          <w:tcPr>
-            <w:tcW w:w="1257" w:type="dxa"/>
+            <w:tcW w:w="3720" w:type="dxa"/>
+          </w:tcPr>
+          <w:p>
+            <w:r>
+              <w:t>/</w:t>
+            </w:r>
+            <w:proofErr w:type="spellStart"/>
+            <w:r>
+              <w:t>api</w:t>
+            </w:r>
+            <w:proofErr w:type="spellEnd"/>
+            <w:r>
+              <w:t>/</w:t>
+            </w:r>
+            <w:r>
+              <w:t>events/{eventide}/enrolments</w:t>
+            </w:r>
+          </w:p>
+        </w:tc>
+        <w:tc>
+          <w:tcPr>
+            <w:tcW w:w="1549" w:type="dxa"/>
           </w:tcPr>
           <w:p>
             <w:r>
@@ -1568,7 +1866,7 @@
         </w:tc>
         <w:tc>
           <w:tcPr>
-            <w:tcW w:w="1362" w:type="dxa"/>
+            <w:tcW w:w="1683" w:type="dxa"/>
           </w:tcPr>
           <w:p>
             <w:r>
@@ -1578,7 +1876,7 @@
         </w:tc>
         <w:tc>
           <w:tcPr>
-            <w:tcW w:w="1523" w:type="dxa"/>
+            <w:tcW w:w="1892" w:type="dxa"/>
           </w:tcPr>
           <w:p>
             <w:proofErr w:type="spellStart"/>
@@ -1590,7 +1888,7 @@
         </w:tc>
         <w:tc>
           <w:tcPr>
-            <w:tcW w:w="1358" w:type="dxa"/>
+            <w:tcW w:w="1250" w:type="dxa"/>
           </w:tcPr>
           <w:p>
             <w:r>
@@ -1602,7 +1900,7 @@
       <w:tr>
         <w:tc>
           <w:tcPr>
-            <w:tcW w:w="1411" w:type="dxa"/>
+            <w:tcW w:w="1745" w:type="dxa"/>
           </w:tcPr>
           <w:p>
             <w:r>
@@ -1612,7 +1910,7 @@
         </w:tc>
         <w:tc>
           <w:tcPr>
-            <w:tcW w:w="836" w:type="dxa"/>
+            <w:tcW w:w="1010" w:type="dxa"/>
           </w:tcPr>
           <w:p>
             <w:r>
@@ -1622,13 +1920,25 @@
         </w:tc>
         <w:tc>
           <w:tcPr>
-            <w:tcW w:w="1604" w:type="dxa"/>
-          </w:tcPr>
-          <w:p/>
-        </w:tc>
-        <w:tc>
-          <w:tcPr>
-            <w:tcW w:w="1257" w:type="dxa"/>
+            <w:tcW w:w="3720" w:type="dxa"/>
+          </w:tcPr>
+          <w:p>
+            <w:r>
+              <w:t>/</w:t>
+            </w:r>
+            <w:proofErr w:type="spellStart"/>
+            <w:r>
+              <w:t>api</w:t>
+            </w:r>
+            <w:proofErr w:type="spellEnd"/>
+            <w:r>
+              <w:t>/results</w:t>
+            </w:r>
+          </w:p>
+        </w:tc>
+        <w:tc>
+          <w:tcPr>
+            <w:tcW w:w="1549" w:type="dxa"/>
           </w:tcPr>
           <w:p>
             <w:r>
@@ -1638,7 +1948,7 @@
         </w:tc>
         <w:tc>
           <w:tcPr>
-            <w:tcW w:w="1362" w:type="dxa"/>
+            <w:tcW w:w="1683" w:type="dxa"/>
           </w:tcPr>
           <w:p>
             <w:r>
@@ -1648,7 +1958,7 @@
         </w:tc>
         <w:tc>
           <w:tcPr>
-            <w:tcW w:w="1523" w:type="dxa"/>
+            <w:tcW w:w="1892" w:type="dxa"/>
           </w:tcPr>
           <w:p>
             <w:proofErr w:type="spellStart"/>
@@ -1676,7 +1986,7 @@
         </w:tc>
         <w:tc>
           <w:tcPr>
-            <w:tcW w:w="1358" w:type="dxa"/>
+            <w:tcW w:w="1250" w:type="dxa"/>
           </w:tcPr>
           <w:p>
             <w:r>
@@ -1688,7 +1998,7 @@
       <w:tr>
         <w:tc>
           <w:tcPr>
-            <w:tcW w:w="1411" w:type="dxa"/>
+            <w:tcW w:w="1745" w:type="dxa"/>
           </w:tcPr>
           <w:p>
             <w:r>
@@ -1698,7 +2008,7 @@
         </w:tc>
         <w:tc>
           <w:tcPr>
-            <w:tcW w:w="836" w:type="dxa"/>
+            <w:tcW w:w="1010" w:type="dxa"/>
           </w:tcPr>
           <w:p>
             <w:r>
@@ -1708,13 +2018,25 @@
         </w:tc>
         <w:tc>
           <w:tcPr>
-            <w:tcW w:w="1604" w:type="dxa"/>
-          </w:tcPr>
-          <w:p/>
-        </w:tc>
-        <w:tc>
-          <w:tcPr>
-            <w:tcW w:w="1257" w:type="dxa"/>
+            <w:tcW w:w="3720" w:type="dxa"/>
+          </w:tcPr>
+          <w:p>
+            <w:r>
+              <w:t>/</w:t>
+            </w:r>
+            <w:proofErr w:type="spellStart"/>
+            <w:r>
+              <w:t>api</w:t>
+            </w:r>
+            <w:proofErr w:type="spellEnd"/>
+            <w:r>
+              <w:t>/results</w:t>
+            </w:r>
+          </w:p>
+        </w:tc>
+        <w:tc>
+          <w:tcPr>
+            <w:tcW w:w="1549" w:type="dxa"/>
           </w:tcPr>
           <w:p>
             <w:r>
@@ -1724,7 +2046,7 @@
         </w:tc>
         <w:tc>
           <w:tcPr>
-            <w:tcW w:w="1362" w:type="dxa"/>
+            <w:tcW w:w="1683" w:type="dxa"/>
           </w:tcPr>
           <w:p>
             <w:r>
@@ -1734,7 +2056,7 @@
         </w:tc>
         <w:tc>
           <w:tcPr>
-            <w:tcW w:w="1523" w:type="dxa"/>
+            <w:tcW w:w="1892" w:type="dxa"/>
           </w:tcPr>
           <w:p>
             <w:r>
@@ -1744,7 +2066,7 @@
         </w:tc>
         <w:tc>
           <w:tcPr>
-            <w:tcW w:w="1358" w:type="dxa"/>
+            <w:tcW w:w="1250" w:type="dxa"/>
           </w:tcPr>
           <w:p>
             <w:r>
@@ -1756,7 +2078,7 @@
       <w:tr>
         <w:tc>
           <w:tcPr>
-            <w:tcW w:w="1411" w:type="dxa"/>
+            <w:tcW w:w="1745" w:type="dxa"/>
           </w:tcPr>
           <w:p>
             <w:r>
@@ -1766,7 +2088,7 @@
         </w:tc>
         <w:tc>
           <w:tcPr>
-            <w:tcW w:w="836" w:type="dxa"/>
+            <w:tcW w:w="1010" w:type="dxa"/>
           </w:tcPr>
           <w:p>
             <w:r>
@@ -1776,13 +2098,33 @@
         </w:tc>
         <w:tc>
           <w:tcPr>
-            <w:tcW w:w="1604" w:type="dxa"/>
-          </w:tcPr>
-          <w:p/>
-        </w:tc>
-        <w:tc>
-          <w:tcPr>
-            <w:tcW w:w="1257" w:type="dxa"/>
+            <w:tcW w:w="3720" w:type="dxa"/>
+          </w:tcPr>
+          <w:p>
+            <w:r>
+              <w:t>/</w:t>
+            </w:r>
+            <w:proofErr w:type="spellStart"/>
+            <w:r>
+              <w:t>api</w:t>
+            </w:r>
+            <w:proofErr w:type="spellEnd"/>
+            <w:r>
+              <w:t>/events/{</w:t>
+            </w:r>
+            <w:proofErr w:type="spellStart"/>
+            <w:r>
+              <w:t>eventId</w:t>
+            </w:r>
+            <w:proofErr w:type="spellEnd"/>
+            <w:r>
+              <w:t>}/results</w:t>
+            </w:r>
+          </w:p>
+        </w:tc>
+        <w:tc>
+          <w:tcPr>
+            <w:tcW w:w="1549" w:type="dxa"/>
           </w:tcPr>
           <w:p>
             <w:r>
@@ -1792,7 +2134,7 @@
         </w:tc>
         <w:tc>
           <w:tcPr>
-            <w:tcW w:w="1362" w:type="dxa"/>
+            <w:tcW w:w="1683" w:type="dxa"/>
           </w:tcPr>
           <w:p>
             <w:r>
@@ -1802,7 +2144,7 @@
         </w:tc>
         <w:tc>
           <w:tcPr>
-            <w:tcW w:w="1523" w:type="dxa"/>
+            <w:tcW w:w="1892" w:type="dxa"/>
           </w:tcPr>
           <w:p>
             <w:r>
@@ -1812,7 +2154,7 @@
         </w:tc>
         <w:tc>
           <w:tcPr>
-            <w:tcW w:w="1358" w:type="dxa"/>
+            <w:tcW w:w="1250" w:type="dxa"/>
           </w:tcPr>
           <w:p>
             <w:r>
@@ -1859,17 +2201,211 @@
     </w:p>
     <w:p>
       <w:r>
+        <w:t>create table Users(</w:t>
+      </w:r>
+    </w:p>
+    <w:p>
+      <w:r>
+        <w:tab/>
+      </w:r>
+      <w:proofErr w:type="spellStart"/>
+      <w:r>
+        <w:t>userId</w:t>
+      </w:r>
+      <w:proofErr w:type="spellEnd"/>
+      <w:r>
+        <w:t xml:space="preserve"> int identity(1000, 1) primary key,</w:t>
+      </w:r>
+    </w:p>
+    <w:p>
+      <w:r>
+        <w:tab/>
+      </w:r>
+      <w:proofErr w:type="spellStart"/>
+      <w:r>
+        <w:t>firstName</w:t>
+      </w:r>
+      <w:proofErr w:type="spellEnd"/>
+      <w:r>
+        <w:t xml:space="preserve"> varchar(50) not null,</w:t>
+      </w:r>
+    </w:p>
+    <w:p>
+      <w:r>
+        <w:tab/>
+      </w:r>
+      <w:proofErr w:type="spellStart"/>
+      <w:r>
+        <w:t>lastName</w:t>
+      </w:r>
+      <w:proofErr w:type="spellEnd"/>
+      <w:r>
+        <w:t xml:space="preserve"> varchar(50) not null,</w:t>
+      </w:r>
+    </w:p>
+    <w:p>
+      <w:r>
+        <w:tab/>
+      </w:r>
+      <w:proofErr w:type="spellStart"/>
+      <w:r>
+        <w:t>emailAddress</w:t>
+      </w:r>
+      <w:proofErr w:type="spellEnd"/>
+      <w:r>
+        <w:t xml:space="preserve"> varchar(100) not null unique,</w:t>
+      </w:r>
+    </w:p>
+    <w:p>
+      <w:r>
+        <w:tab/>
+        <w:t>password varchar(100) not null,</w:t>
+      </w:r>
+    </w:p>
+    <w:p>
+      <w:r>
+        <w:tab/>
+        <w:t>username varchar(50) not null unique,</w:t>
+      </w:r>
+    </w:p>
+    <w:p>
+      <w:r>
+        <w:tab/>
+        <w:t>role varchar(50) not null</w:t>
+      </w:r>
+    </w:p>
+    <w:p>
+      <w:r>
+        <w:t>);</w:t>
+      </w:r>
+    </w:p>
+    <w:p/>
+    <w:p>
+      <w:r>
         <w:t xml:space="preserve">create table </w:t>
       </w:r>
-      <w:proofErr w:type="gramStart"/>
-      <w:r>
-        <w:t>Users(</w:t>
-      </w:r>
-      <w:proofErr w:type="gramEnd"/>
-    </w:p>
-    <w:p>
-      <w:r>
-        <w:tab/>
+      <w:proofErr w:type="spellStart"/>
+      <w:r>
+        <w:t>EventTypes</w:t>
+      </w:r>
+      <w:proofErr w:type="spellEnd"/>
+      <w:r>
+        <w:t>(</w:t>
+      </w:r>
+    </w:p>
+    <w:p>
+      <w:r>
+        <w:tab/>
+      </w:r>
+      <w:proofErr w:type="spellStart"/>
+      <w:r>
+        <w:t>eventTypeId</w:t>
+      </w:r>
+      <w:proofErr w:type="spellEnd"/>
+      <w:r>
+        <w:t xml:space="preserve"> int identity(5000, 1) primary key,</w:t>
+      </w:r>
+    </w:p>
+    <w:p>
+      <w:r>
+        <w:tab/>
+      </w:r>
+      <w:proofErr w:type="spellStart"/>
+      <w:r>
+        <w:t>eventTypeName</w:t>
+      </w:r>
+      <w:proofErr w:type="spellEnd"/>
+      <w:r>
+        <w:t xml:space="preserve"> varchar(50) not null</w:t>
+      </w:r>
+    </w:p>
+    <w:p>
+      <w:r>
+        <w:t>);</w:t>
+      </w:r>
+    </w:p>
+    <w:p/>
+    <w:p>
+      <w:r>
+        <w:t>create table Events(</w:t>
+      </w:r>
+    </w:p>
+    <w:p>
+      <w:r>
+        <w:tab/>
+      </w:r>
+      <w:proofErr w:type="spellStart"/>
+      <w:r>
+        <w:t>eventId</w:t>
+      </w:r>
+      <w:proofErr w:type="spellEnd"/>
+      <w:r>
+        <w:t xml:space="preserve"> int identity(2000, 1) primary key,</w:t>
+      </w:r>
+    </w:p>
+    <w:p>
+      <w:r>
+        <w:tab/>
+      </w:r>
+      <w:proofErr w:type="spellStart"/>
+      <w:r>
+        <w:t>eventName</w:t>
+      </w:r>
+      <w:proofErr w:type="spellEnd"/>
+      <w:r>
+        <w:t xml:space="preserve"> varchar(50) not null,</w:t>
+      </w:r>
+    </w:p>
+    <w:p>
+      <w:r>
+        <w:tab/>
+        <w:t>description varchar(100) not null,</w:t>
+      </w:r>
+    </w:p>
+    <w:p>
+      <w:r>
+        <w:tab/>
+      </w:r>
+      <w:proofErr w:type="spellStart"/>
+      <w:r>
+        <w:t>eventDate</w:t>
+      </w:r>
+      <w:proofErr w:type="spellEnd"/>
+      <w:r>
+        <w:t xml:space="preserve"> date not null,</w:t>
+      </w:r>
+    </w:p>
+    <w:p>
+      <w:r>
+        <w:tab/>
+        <w:t>location varchar(100) not null,</w:t>
+      </w:r>
+    </w:p>
+    <w:p>
+      <w:r>
+        <w:tab/>
+      </w:r>
+      <w:proofErr w:type="spellStart"/>
+      <w:r>
+        <w:t>organiserId</w:t>
+      </w:r>
+      <w:proofErr w:type="spellEnd"/>
+      <w:r>
+        <w:t xml:space="preserve"> int not null,</w:t>
+      </w:r>
+    </w:p>
+    <w:p>
+      <w:r>
+        <w:tab/>
+        <w:t>foreign key(</w:t>
+      </w:r>
+      <w:proofErr w:type="spellStart"/>
+      <w:r>
+        <w:t>organiserId</w:t>
+      </w:r>
+      <w:proofErr w:type="spellEnd"/>
+      <w:r>
+        <w:t>) references Users(</w:t>
       </w:r>
       <w:proofErr w:type="spellStart"/>
       <w:r>
@@ -1877,120 +2413,50 @@
       </w:r>
       <w:proofErr w:type="spellEnd"/>
       <w:r>
-        <w:t xml:space="preserve"> int </w:t>
-      </w:r>
-      <w:proofErr w:type="gramStart"/>
-      <w:r>
-        <w:t>identity(</w:t>
-      </w:r>
-      <w:proofErr w:type="gramEnd"/>
-      <w:r>
-        <w:t>1000, 1) primary key,</w:t>
-      </w:r>
-    </w:p>
-    <w:p>
-      <w:r>
-        <w:tab/>
-      </w:r>
-      <w:proofErr w:type="spellStart"/>
-      <w:r>
-        <w:t>firstName</w:t>
-      </w:r>
-      <w:proofErr w:type="spellEnd"/>
-      <w:r>
-        <w:t xml:space="preserve"> </w:t>
-      </w:r>
-      <w:proofErr w:type="gramStart"/>
-      <w:r>
-        <w:t>varchar(</w:t>
-      </w:r>
-      <w:proofErr w:type="gramEnd"/>
-      <w:r>
-        <w:t>50) not null,</w:t>
-      </w:r>
-    </w:p>
-    <w:p>
-      <w:r>
-        <w:tab/>
-      </w:r>
-      <w:proofErr w:type="spellStart"/>
-      <w:r>
-        <w:t>lastName</w:t>
-      </w:r>
-      <w:proofErr w:type="spellEnd"/>
-      <w:r>
-        <w:t xml:space="preserve"> </w:t>
-      </w:r>
-      <w:proofErr w:type="gramStart"/>
-      <w:r>
-        <w:t>varchar(</w:t>
-      </w:r>
-      <w:proofErr w:type="gramEnd"/>
-      <w:r>
-        <w:t>50) not null,</w:t>
-      </w:r>
-    </w:p>
-    <w:p>
-      <w:r>
-        <w:tab/>
-      </w:r>
-      <w:proofErr w:type="spellStart"/>
-      <w:r>
-        <w:t>emailAddress</w:t>
-      </w:r>
-      <w:proofErr w:type="spellEnd"/>
-      <w:r>
-        <w:t xml:space="preserve"> </w:t>
-      </w:r>
-      <w:proofErr w:type="gramStart"/>
-      <w:r>
-        <w:t>varchar(</w:t>
-      </w:r>
-      <w:proofErr w:type="gramEnd"/>
-      <w:r>
-        <w:t>100) not null unique,</w:t>
-      </w:r>
-    </w:p>
-    <w:p>
-      <w:r>
-        <w:tab/>
-        <w:t xml:space="preserve">password </w:t>
-      </w:r>
-      <w:proofErr w:type="gramStart"/>
-      <w:r>
-        <w:t>varchar(</w:t>
-      </w:r>
-      <w:proofErr w:type="gramEnd"/>
-      <w:r>
-        <w:t>100) not null,</w:t>
-      </w:r>
-    </w:p>
-    <w:p>
-      <w:r>
-        <w:tab/>
-        <w:t xml:space="preserve">username </w:t>
-      </w:r>
-      <w:proofErr w:type="gramStart"/>
-      <w:r>
-        <w:t>varchar(</w:t>
-      </w:r>
-      <w:proofErr w:type="gramEnd"/>
-      <w:r>
-        <w:t>50) not null unique,</w:t>
-      </w:r>
-    </w:p>
-    <w:p>
-      <w:r>
-        <w:tab/>
-        <w:t xml:space="preserve">role </w:t>
-      </w:r>
-      <w:proofErr w:type="gramStart"/>
-      <w:r>
-        <w:t>varchar(</w:t>
-      </w:r>
-      <w:proofErr w:type="gramEnd"/>
-      <w:r>
-        <w:t>50) not null</w:t>
+        <w:t>),</w:t>
+      </w:r>
+    </w:p>
+    <w:p>
+      <w:r>
+        <w:tab/>
+      </w:r>
+      <w:proofErr w:type="spellStart"/>
+      <w:r>
+        <w:t>eventTypeId</w:t>
+      </w:r>
+      <w:proofErr w:type="spellEnd"/>
+      <w:r>
+        <w:t xml:space="preserve"> int not null,</w:t>
+      </w:r>
+    </w:p>
+    <w:p>
+      <w:r>
+        <w:tab/>
+        <w:t>foreign key(</w:t>
+      </w:r>
+      <w:proofErr w:type="spellStart"/>
+      <w:r>
+        <w:t>eventTypeId</w:t>
+      </w:r>
+      <w:proofErr w:type="spellEnd"/>
+      <w:r>
+        <w:t xml:space="preserve">) references </w:t>
+      </w:r>
+      <w:proofErr w:type="spellStart"/>
+      <w:r>
+        <w:t>EventTypes</w:t>
+      </w:r>
+      <w:proofErr w:type="spellEnd"/>
+      <w:r>
+        <w:t>(</w:t>
+      </w:r>
+      <w:proofErr w:type="spellStart"/>
+      <w:r>
+        <w:t>eventTypeId</w:t>
+      </w:r>
+      <w:proofErr w:type="spellEnd"/>
+      <w:r>
+        <w:t>)</w:t>
       </w:r>
     </w:p>
     <w:p>
@@ -2001,59 +2467,68 @@
     <w:p/>
     <w:p>
       <w:r>
-        <w:t xml:space="preserve">create table </w:t>
-      </w:r>
-      <w:proofErr w:type="spellStart"/>
-      <w:proofErr w:type="gramStart"/>
-      <w:r>
-        <w:t>EventTypes</w:t>
-      </w:r>
-      <w:proofErr w:type="spellEnd"/>
-      <w:r>
-        <w:t>(</w:t>
-      </w:r>
-      <w:proofErr w:type="gramEnd"/>
-    </w:p>
-    <w:p>
-      <w:r>
-        <w:tab/>
-      </w:r>
-      <w:proofErr w:type="spellStart"/>
-      <w:r>
-        <w:t>eventTypeId</w:t>
-      </w:r>
-      <w:proofErr w:type="spellEnd"/>
-      <w:r>
-        <w:t xml:space="preserve"> int </w:t>
-      </w:r>
-      <w:proofErr w:type="gramStart"/>
-      <w:r>
-        <w:t>identity(</w:t>
-      </w:r>
-      <w:proofErr w:type="gramEnd"/>
-      <w:r>
-        <w:t>5000, 1) primary key,</w:t>
-      </w:r>
-    </w:p>
-    <w:p>
-      <w:r>
-        <w:tab/>
-      </w:r>
-      <w:proofErr w:type="spellStart"/>
-      <w:r>
-        <w:t>eventTypeName</w:t>
-      </w:r>
-      <w:proofErr w:type="spellEnd"/>
-      <w:r>
-        <w:t xml:space="preserve"> </w:t>
-      </w:r>
-      <w:proofErr w:type="gramStart"/>
-      <w:r>
-        <w:t>varchar(</w:t>
-      </w:r>
-      <w:proofErr w:type="gramEnd"/>
-      <w:r>
-        <w:t>50) not null</w:t>
+        <w:t>create table Categories(</w:t>
+      </w:r>
+    </w:p>
+    <w:p>
+      <w:r>
+        <w:tab/>
+      </w:r>
+      <w:proofErr w:type="spellStart"/>
+      <w:r>
+        <w:t>categoryId</w:t>
+      </w:r>
+      <w:proofErr w:type="spellEnd"/>
+      <w:r>
+        <w:t xml:space="preserve"> int identity(6000, 1) primary key,</w:t>
+      </w:r>
+    </w:p>
+    <w:p>
+      <w:r>
+        <w:tab/>
+      </w:r>
+      <w:proofErr w:type="spellStart"/>
+      <w:r>
+        <w:t>categoryName</w:t>
+      </w:r>
+      <w:proofErr w:type="spellEnd"/>
+      <w:r>
+        <w:t xml:space="preserve"> varchar(100) not null,</w:t>
+      </w:r>
+    </w:p>
+    <w:p>
+      <w:r>
+        <w:tab/>
+      </w:r>
+      <w:proofErr w:type="spellStart"/>
+      <w:r>
+        <w:t>eventId</w:t>
+      </w:r>
+      <w:proofErr w:type="spellEnd"/>
+      <w:r>
+        <w:t xml:space="preserve"> int not null,</w:t>
+      </w:r>
+    </w:p>
+    <w:p>
+      <w:r>
+        <w:tab/>
+        <w:t>foreign key(</w:t>
+      </w:r>
+      <w:proofErr w:type="spellStart"/>
+      <w:r>
+        <w:t>eventId</w:t>
+      </w:r>
+      <w:proofErr w:type="spellEnd"/>
+      <w:r>
+        <w:t>) references Events(</w:t>
+      </w:r>
+      <w:proofErr w:type="spellStart"/>
+      <w:r>
+        <w:t>eventId</w:t>
+      </w:r>
+      <w:proofErr w:type="spellEnd"/>
+      <w:r>
+        <w:t>)</w:t>
       </w:r>
     </w:p>
     <w:p>
@@ -2064,13 +2539,56 @@
     <w:p/>
     <w:p>
       <w:r>
-        <w:t xml:space="preserve">create table </w:t>
-      </w:r>
-      <w:proofErr w:type="gramStart"/>
-      <w:r>
-        <w:t>Events(</w:t>
-      </w:r>
-      <w:proofErr w:type="gramEnd"/>
+        <w:t>create table Enrolments(</w:t>
+      </w:r>
+    </w:p>
+    <w:p>
+      <w:r>
+        <w:tab/>
+      </w:r>
+      <w:proofErr w:type="spellStart"/>
+      <w:r>
+        <w:t>enrolmentId</w:t>
+      </w:r>
+      <w:proofErr w:type="spellEnd"/>
+      <w:r>
+        <w:t xml:space="preserve"> int identity(4000, 1) primary key,</w:t>
+      </w:r>
+    </w:p>
+    <w:p>
+      <w:r>
+        <w:tab/>
+      </w:r>
+      <w:proofErr w:type="spellStart"/>
+      <w:r>
+        <w:t>participantId</w:t>
+      </w:r>
+      <w:proofErr w:type="spellEnd"/>
+      <w:r>
+        <w:t xml:space="preserve"> int not null,</w:t>
+      </w:r>
+    </w:p>
+    <w:p>
+      <w:r>
+        <w:tab/>
+        <w:t>foreign key(</w:t>
+      </w:r>
+      <w:proofErr w:type="spellStart"/>
+      <w:r>
+        <w:t>participantId</w:t>
+      </w:r>
+      <w:proofErr w:type="spellEnd"/>
+      <w:r>
+        <w:t>) references Users(</w:t>
+      </w:r>
+      <w:proofErr w:type="spellStart"/>
+      <w:r>
+        <w:t>userId</w:t>
+      </w:r>
+      <w:proofErr w:type="spellEnd"/>
+      <w:r>
+        <w:t>),</w:t>
+      </w:r>
     </w:p>
     <w:p>
       <w:r>
@@ -2082,90 +2600,7 @@
       </w:r>
       <w:proofErr w:type="spellEnd"/>
       <w:r>
-        <w:t xml:space="preserve"> int </w:t>
-      </w:r>
-      <w:proofErr w:type="gramStart"/>
-      <w:r>
-        <w:t>identity(</w:t>
-      </w:r>
-      <w:proofErr w:type="gramEnd"/>
-      <w:r>
-        <w:t>2000, 1) primary key,</w:t>
-      </w:r>
-    </w:p>
-    <w:p>
-      <w:r>
-        <w:tab/>
-      </w:r>
-      <w:proofErr w:type="spellStart"/>
-      <w:r>
-        <w:t>eventName</w:t>
-      </w:r>
-      <w:proofErr w:type="spellEnd"/>
-      <w:r>
-        <w:t xml:space="preserve"> </w:t>
-      </w:r>
-      <w:proofErr w:type="gramStart"/>
-      <w:r>
-        <w:t>varchar(</w:t>
-      </w:r>
-      <w:proofErr w:type="gramEnd"/>
-      <w:r>
-        <w:t>50) not null,</w:t>
-      </w:r>
-    </w:p>
-    <w:p>
-      <w:r>
-        <w:tab/>
-        <w:t xml:space="preserve">description </w:t>
-      </w:r>
-      <w:proofErr w:type="gramStart"/>
-      <w:r>
-        <w:t>varchar(</w:t>
-      </w:r>
-      <w:proofErr w:type="gramEnd"/>
-      <w:r>
-        <w:t>100) not null,</w:t>
-      </w:r>
-    </w:p>
-    <w:p>
-      <w:r>
-        <w:tab/>
-      </w:r>
-      <w:proofErr w:type="spellStart"/>
-      <w:r>
-        <w:t>eventDate</w:t>
-      </w:r>
-      <w:proofErr w:type="spellEnd"/>
-      <w:r>
-        <w:t xml:space="preserve"> date not null,</w:t>
-      </w:r>
-    </w:p>
-    <w:p>
-      <w:r>
-        <w:tab/>
-        <w:t xml:space="preserve">location </w:t>
-      </w:r>
-      <w:proofErr w:type="gramStart"/>
-      <w:r>
-        <w:t>varchar(</w:t>
-      </w:r>
-      <w:proofErr w:type="gramEnd"/>
-      <w:r>
-        <w:t>100) not null,</w:t>
-      </w:r>
-    </w:p>
-    <w:p>
-      <w:r>
-        <w:tab/>
-      </w:r>
-      <w:proofErr w:type="spellStart"/>
-      <w:r>
-        <w:t>organiserId</w:t>
-      </w:r>
-      <w:proofErr w:type="spellEnd"/>
-      <w:r>
-        <w:t xml:space="preserve"> int not null,</w:t>
+        <w:t xml:space="preserve"> int,</w:t>
       </w:r>
     </w:p>
     <w:p>
@@ -2175,15 +2610,15 @@
       </w:r>
       <w:proofErr w:type="spellStart"/>
       <w:r>
-        <w:t>organiserId</w:t>
-      </w:r>
-      <w:proofErr w:type="spellEnd"/>
-      <w:r>
-        <w:t>) references Users(</w:t>
-      </w:r>
-      <w:proofErr w:type="spellStart"/>
-      <w:r>
-        <w:t>userId</w:t>
+        <w:t>eventId</w:t>
+      </w:r>
+      <w:proofErr w:type="spellEnd"/>
+      <w:r>
+        <w:t>) references Events(</w:t>
+      </w:r>
+      <w:proofErr w:type="spellStart"/>
+      <w:r>
+        <w:t>eventId</w:t>
       </w:r>
       <w:proofErr w:type="spellEnd"/>
       <w:r>
@@ -2196,11 +2631,11 @@
       </w:r>
       <w:proofErr w:type="spellStart"/>
       <w:r>
-        <w:t>eventTypeId</w:t>
-      </w:r>
-      <w:proofErr w:type="spellEnd"/>
-      <w:r>
-        <w:t xml:space="preserve"> int not null,</w:t>
+        <w:t>categoryId</w:t>
+      </w:r>
+      <w:proofErr w:type="spellEnd"/>
+      <w:r>
+        <w:t xml:space="preserve"> int,</w:t>
       </w:r>
     </w:p>
     <w:p>
@@ -2210,188 +2645,15 @@
       </w:r>
       <w:proofErr w:type="spellStart"/>
       <w:r>
-        <w:t>eventTypeId</w:t>
-      </w:r>
-      <w:proofErr w:type="spellEnd"/>
-      <w:r>
-        <w:t xml:space="preserve">) references </w:t>
-      </w:r>
-      <w:proofErr w:type="spellStart"/>
-      <w:r>
-        <w:t>EventTypes</w:t>
-      </w:r>
-      <w:proofErr w:type="spellEnd"/>
-      <w:r>
-        <w:t>(</w:t>
-      </w:r>
-      <w:proofErr w:type="spellStart"/>
-      <w:r>
-        <w:t>eventTypeId</w:t>
-      </w:r>
-      <w:proofErr w:type="spellEnd"/>
-      <w:r>
-        <w:t>)</w:t>
-      </w:r>
-    </w:p>
-    <w:p>
-      <w:r>
-        <w:t>);</w:t>
-      </w:r>
-    </w:p>
-    <w:p/>
-    <w:p>
-      <w:r>
-        <w:t xml:space="preserve">create table </w:t>
-      </w:r>
-      <w:proofErr w:type="gramStart"/>
-      <w:r>
-        <w:t>Categories(</w:t>
-      </w:r>
-      <w:proofErr w:type="gramEnd"/>
-    </w:p>
-    <w:p>
-      <w:r>
-        <w:tab/>
-      </w:r>
-      <w:proofErr w:type="spellStart"/>
-      <w:r>
         <w:t>categoryId</w:t>
       </w:r>
       <w:proofErr w:type="spellEnd"/>
       <w:r>
-        <w:t xml:space="preserve"> int </w:t>
-      </w:r>
-      <w:proofErr w:type="gramStart"/>
-      <w:r>
-        <w:t>identity(</w:t>
-      </w:r>
-      <w:proofErr w:type="gramEnd"/>
-      <w:r>
-        <w:t>6000, 1) primary key,</w:t>
-      </w:r>
-    </w:p>
-    <w:p>
-      <w:r>
-        <w:tab/>
-      </w:r>
-      <w:proofErr w:type="spellStart"/>
-      <w:r>
-        <w:t>categoryName</w:t>
-      </w:r>
-      <w:proofErr w:type="spellEnd"/>
-      <w:r>
-        <w:t xml:space="preserve"> </w:t>
-      </w:r>
-      <w:proofErr w:type="gramStart"/>
-      <w:r>
-        <w:t>varchar(</w:t>
-      </w:r>
-      <w:proofErr w:type="gramEnd"/>
-      <w:r>
-        <w:t>100) not null,</w:t>
-      </w:r>
-    </w:p>
-    <w:p>
-      <w:r>
-        <w:tab/>
-      </w:r>
-      <w:proofErr w:type="spellStart"/>
-      <w:r>
-        <w:t>eventId</w:t>
-      </w:r>
-      <w:proofErr w:type="spellEnd"/>
-      <w:r>
-        <w:t xml:space="preserve"> int not null,</w:t>
-      </w:r>
-    </w:p>
-    <w:p>
-      <w:r>
-        <w:tab/>
-        <w:t>foreign key(</w:t>
-      </w:r>
-      <w:proofErr w:type="spellStart"/>
-      <w:r>
-        <w:t>eventId</w:t>
-      </w:r>
-      <w:proofErr w:type="spellEnd"/>
-      <w:r>
-        <w:t>) references Events(</w:t>
-      </w:r>
-      <w:proofErr w:type="spellStart"/>
-      <w:r>
-        <w:t>eventId</w:t>
-      </w:r>
-      <w:proofErr w:type="spellEnd"/>
-      <w:r>
-        <w:t>)</w:t>
-      </w:r>
-    </w:p>
-    <w:p>
-      <w:r>
-        <w:t>);</w:t>
-      </w:r>
-    </w:p>
-    <w:p/>
-    <w:p>
-      <w:r>
-        <w:t xml:space="preserve">create table </w:t>
-      </w:r>
-      <w:proofErr w:type="gramStart"/>
-      <w:r>
-        <w:t>Enrolments(</w:t>
-      </w:r>
-      <w:proofErr w:type="gramEnd"/>
-    </w:p>
-    <w:p>
-      <w:r>
-        <w:tab/>
-      </w:r>
-      <w:proofErr w:type="spellStart"/>
-      <w:r>
-        <w:t>enrolmentId</w:t>
-      </w:r>
-      <w:proofErr w:type="spellEnd"/>
-      <w:r>
-        <w:t xml:space="preserve"> int </w:t>
-      </w:r>
-      <w:proofErr w:type="gramStart"/>
-      <w:r>
-        <w:t>identity(</w:t>
-      </w:r>
-      <w:proofErr w:type="gramEnd"/>
-      <w:r>
-        <w:t>4000, 1) primary key,</w:t>
-      </w:r>
-    </w:p>
-    <w:p>
-      <w:r>
-        <w:tab/>
-      </w:r>
-      <w:proofErr w:type="spellStart"/>
-      <w:r>
-        <w:t>participantId</w:t>
-      </w:r>
-      <w:proofErr w:type="spellEnd"/>
-      <w:r>
-        <w:t xml:space="preserve"> int not null,</w:t>
-      </w:r>
-    </w:p>
-    <w:p>
-      <w:r>
-        <w:tab/>
-        <w:t>foreign key(</w:t>
-      </w:r>
-      <w:proofErr w:type="spellStart"/>
-      <w:r>
-        <w:t>participantId</w:t>
-      </w:r>
-      <w:proofErr w:type="spellEnd"/>
-      <w:r>
-        <w:t>) references Users(</w:t>
-      </w:r>
-      <w:proofErr w:type="spellStart"/>
-      <w:r>
-        <w:t>userId</w:t>
+        <w:t>) references Categories(</w:t>
+      </w:r>
+      <w:proofErr w:type="spellStart"/>
+      <w:r>
+        <w:t>categoryId</w:t>
       </w:r>
       <w:proofErr w:type="spellEnd"/>
       <w:r>
@@ -2404,89 +2666,11 @@
       </w:r>
       <w:proofErr w:type="spellStart"/>
       <w:r>
-        <w:t>eventId</w:t>
-      </w:r>
-      <w:proofErr w:type="spellEnd"/>
-      <w:r>
-        <w:t xml:space="preserve"> int,</w:t>
-      </w:r>
-    </w:p>
-    <w:p>
-      <w:r>
-        <w:tab/>
-        <w:t>foreign key(</w:t>
-      </w:r>
-      <w:proofErr w:type="spellStart"/>
-      <w:r>
-        <w:t>eventId</w:t>
-      </w:r>
-      <w:proofErr w:type="spellEnd"/>
-      <w:r>
-        <w:t>) references Events(</w:t>
-      </w:r>
-      <w:proofErr w:type="spellStart"/>
-      <w:r>
-        <w:t>eventId</w:t>
-      </w:r>
-      <w:proofErr w:type="spellEnd"/>
-      <w:r>
-        <w:t>),</w:t>
-      </w:r>
-    </w:p>
-    <w:p>
-      <w:r>
-        <w:tab/>
-      </w:r>
-      <w:proofErr w:type="spellStart"/>
-      <w:r>
-        <w:t>categoryId</w:t>
-      </w:r>
-      <w:proofErr w:type="spellEnd"/>
-      <w:r>
-        <w:t xml:space="preserve"> int,</w:t>
-      </w:r>
-    </w:p>
-    <w:p>
-      <w:r>
-        <w:tab/>
-        <w:t>foreign key(</w:t>
-      </w:r>
-      <w:proofErr w:type="spellStart"/>
-      <w:r>
-        <w:t>categoryId</w:t>
-      </w:r>
-      <w:proofErr w:type="spellEnd"/>
-      <w:r>
-        <w:t>) references Categories(</w:t>
-      </w:r>
-      <w:proofErr w:type="spellStart"/>
-      <w:r>
-        <w:t>categoryId</w:t>
-      </w:r>
-      <w:proofErr w:type="spellEnd"/>
-      <w:r>
-        <w:t>),</w:t>
-      </w:r>
-    </w:p>
-    <w:p>
-      <w:r>
-        <w:tab/>
-      </w:r>
-      <w:proofErr w:type="spellStart"/>
-      <w:r>
         <w:t>enrolmentStatus</w:t>
       </w:r>
       <w:proofErr w:type="spellEnd"/>
       <w:r>
-        <w:t xml:space="preserve"> </w:t>
-      </w:r>
-      <w:proofErr w:type="gramStart"/>
-      <w:r>
-        <w:t>varchar(</w:t>
-      </w:r>
-      <w:proofErr w:type="gramEnd"/>
-      <w:r>
-        <w:t>10) not null</w:t>
+        <w:t xml:space="preserve"> varchar(10) not null</w:t>
       </w:r>
     </w:p>
     <w:p>
@@ -2498,13 +2682,8 @@
     <w:p/>
     <w:p>
       <w:r>
-        <w:t xml:space="preserve">create table </w:t>
-      </w:r>
-      <w:proofErr w:type="gramStart"/>
-      <w:r>
-        <w:t>Results(</w:t>
-      </w:r>
-      <w:proofErr w:type="gramEnd"/>
+        <w:t>create table Results(</w:t>
+      </w:r>
     </w:p>
     <w:p>
       <w:r>
@@ -2516,15 +2695,7 @@
       </w:r>
       <w:proofErr w:type="spellEnd"/>
       <w:r>
-        <w:t xml:space="preserve"> int </w:t>
-      </w:r>
-      <w:proofErr w:type="gramStart"/>
-      <w:r>
-        <w:t>identity(</w:t>
-      </w:r>
-      <w:proofErr w:type="gramEnd"/>
-      <w:r>
-        <w:t>1, 1) primary key,</w:t>
+        <w:t xml:space="preserve"> int identity(1, 1) primary key,</w:t>
       </w:r>
     </w:p>
     <w:p>
@@ -2603,36 +2774,88 @@
     </w:p>
     <w:p>
       <w:r>
+        <w:t>insert into Users(</w:t>
+      </w:r>
+      <w:proofErr w:type="spellStart"/>
+      <w:r>
+        <w:t>firstName</w:t>
+      </w:r>
+      <w:proofErr w:type="spellEnd"/>
+      <w:r>
+        <w:t xml:space="preserve">, </w:t>
+      </w:r>
+      <w:proofErr w:type="spellStart"/>
+      <w:r>
+        <w:t>lastName</w:t>
+      </w:r>
+      <w:proofErr w:type="spellEnd"/>
+      <w:r>
+        <w:t xml:space="preserve">, username, </w:t>
+      </w:r>
+      <w:proofErr w:type="spellStart"/>
+      <w:r>
+        <w:t>emailAddress</w:t>
+      </w:r>
+      <w:proofErr w:type="spellEnd"/>
+      <w:r>
+        <w:t>, password, role)</w:t>
+      </w:r>
+    </w:p>
+    <w:p>
+      <w:r>
+        <w:t>values</w:t>
+      </w:r>
+      <w:r>
+        <w:tab/>
+        <w:t>('Esethu', 'Busakwe', 'esethu@gmail.com', 'HASHED_PASSWORD1', '</w:t>
+      </w:r>
+      <w:proofErr w:type="spellStart"/>
+      <w:r>
+        <w:t>esethub</w:t>
+      </w:r>
+      <w:proofErr w:type="spellEnd"/>
+      <w:r>
+        <w:t xml:space="preserve">', 'Organiser'), </w:t>
+      </w:r>
+    </w:p>
+    <w:p>
+      <w:r>
+        <w:tab/>
+        <w:t>('John','Mokoena','john@gmail.com','HASHED_PASSWORD2','johnm','Organiser'),</w:t>
+      </w:r>
+    </w:p>
+    <w:p>
+      <w:r>
+        <w:tab/>
+        <w:t>('Walter','White','walterw@gmail.com','HASHED_PASSWORD3','wwhite','Participant'),</w:t>
+      </w:r>
+    </w:p>
+    <w:p>
+      <w:r>
+        <w:tab/>
+        <w:t>('Marty','Byrd','martybyrd@gmail.com','HASHED_PASSWORD4','byrdm','Participant');</w:t>
+      </w:r>
+    </w:p>
+    <w:p/>
+    <w:p>
+      <w:r>
         <w:t xml:space="preserve">insert into </w:t>
       </w:r>
-      <w:proofErr w:type="gramStart"/>
-      <w:r>
-        <w:t>Users(</w:t>
-      </w:r>
-      <w:proofErr w:type="spellStart"/>
-      <w:proofErr w:type="gramEnd"/>
-      <w:r>
-        <w:t>firstName</w:t>
-      </w:r>
-      <w:proofErr w:type="spellEnd"/>
-      <w:r>
-        <w:t xml:space="preserve">, </w:t>
-      </w:r>
-      <w:proofErr w:type="spellStart"/>
-      <w:r>
-        <w:t>lastName</w:t>
-      </w:r>
-      <w:proofErr w:type="spellEnd"/>
-      <w:r>
-        <w:t xml:space="preserve">, username, </w:t>
-      </w:r>
-      <w:proofErr w:type="spellStart"/>
-      <w:r>
-        <w:t>emailAddress</w:t>
-      </w:r>
-      <w:proofErr w:type="spellEnd"/>
-      <w:r>
-        <w:t>, password, role)</w:t>
+      <w:proofErr w:type="spellStart"/>
+      <w:r>
+        <w:t>EventTypes</w:t>
+      </w:r>
+      <w:proofErr w:type="spellEnd"/>
+      <w:r>
+        <w:t>(</w:t>
+      </w:r>
+      <w:proofErr w:type="spellStart"/>
+      <w:r>
+        <w:t>eventTypeName</w:t>
+      </w:r>
+      <w:proofErr w:type="spellEnd"/>
+      <w:r>
+        <w:t>)</w:t>
       </w:r>
     </w:p>
     <w:p>
@@ -2641,101 +2864,15 @@
       </w:r>
       <w:r>
         <w:tab/>
-        <w:t>('Esethu', 'Busakwe', 'esethu@gmail.com', 'HASHED_PASSWORD1', '</w:t>
-      </w:r>
-      <w:proofErr w:type="spellStart"/>
-      <w:r>
-        <w:t>esethub</w:t>
-      </w:r>
-      <w:proofErr w:type="spellEnd"/>
-      <w:r>
-        <w:t xml:space="preserve">', 'Organiser'), </w:t>
-      </w:r>
-    </w:p>
-    <w:p>
-      <w:r>
-        <w:tab/>
-        <w:t>('John','Mokoena</w:t>
-      </w:r>
-      <w:proofErr w:type="gramStart"/>
-      <w:r>
-        <w:t>','john@gmail.com</w:t>
-      </w:r>
-      <w:proofErr w:type="gramEnd"/>
-      <w:r>
-        <w:t>','HASHED_PASSWORD2','johnm','Organiser'),</w:t>
-      </w:r>
-    </w:p>
-    <w:p>
-      <w:r>
-        <w:tab/>
-        <w:t>('Walter','White</w:t>
-      </w:r>
-      <w:proofErr w:type="gramStart"/>
-      <w:r>
-        <w:t>','walterw@gmail.com</w:t>
-      </w:r>
-      <w:proofErr w:type="gramEnd"/>
-      <w:r>
-        <w:t>','HASHED_PASSWORD3','wwhite','Participant'),</w:t>
-      </w:r>
-    </w:p>
-    <w:p>
-      <w:r>
-        <w:tab/>
-        <w:t>('Marty','Byrd</w:t>
-      </w:r>
-      <w:proofErr w:type="gramStart"/>
-      <w:r>
-        <w:t>','martybyrd@gmail.com</w:t>
-      </w:r>
-      <w:proofErr w:type="gramEnd"/>
-      <w:r>
-        <w:t>','HASHED_PASSWORD4','byrdm','Participant');</w:t>
+        <w:t>('Run'), ('Swimming'), ('Cycling'), ('Walk');</w:t>
       </w:r>
     </w:p>
     <w:p/>
     <w:p>
       <w:r>
-        <w:t xml:space="preserve">insert into </w:t>
-      </w:r>
-      <w:proofErr w:type="spellStart"/>
-      <w:r>
-        <w:t>EventTypes</w:t>
-      </w:r>
-      <w:proofErr w:type="spellEnd"/>
-      <w:r>
-        <w:t>(</w:t>
-      </w:r>
-      <w:proofErr w:type="spellStart"/>
-      <w:r>
-        <w:t>eventTypeName</w:t>
-      </w:r>
-      <w:proofErr w:type="spellEnd"/>
-      <w:r>
-        <w:t>)</w:t>
-      </w:r>
-    </w:p>
-    <w:p>
-      <w:r>
-        <w:t>values</w:t>
-      </w:r>
-      <w:r>
-        <w:tab/>
-        <w:t>('Run'), ('Swimming'), ('Cycling'), ('Walk');</w:t>
-      </w:r>
-    </w:p>
-    <w:p/>
-    <w:p>
-      <w:r>
-        <w:t xml:space="preserve">insert into </w:t>
-      </w:r>
-      <w:proofErr w:type="gramStart"/>
-      <w:r>
-        <w:t>Events(</w:t>
-      </w:r>
-      <w:proofErr w:type="spellStart"/>
-      <w:proofErr w:type="gramEnd"/>
+        <w:t>insert into Events(</w:t>
+      </w:r>
+      <w:proofErr w:type="spellStart"/>
       <w:r>
         <w:t>eventName</w:t>
       </w:r>
@@ -2810,14 +2947,9 @@
     </w:p>
     <w:p>
       <w:r>
-        <w:t xml:space="preserve">insert into </w:t>
-      </w:r>
-      <w:proofErr w:type="gramStart"/>
-      <w:r>
-        <w:t>Categories(</w:t>
-      </w:r>
-      <w:proofErr w:type="spellStart"/>
-      <w:proofErr w:type="gramEnd"/>
+        <w:t>insert into Categories(</w:t>
+      </w:r>
+      <w:proofErr w:type="spellStart"/>
       <w:r>
         <w:t>categoryName</w:t>
       </w:r>
@@ -2852,14 +2984,9 @@
     <w:p/>
     <w:p>
       <w:r>
-        <w:t xml:space="preserve">insert into </w:t>
-      </w:r>
-      <w:proofErr w:type="gramStart"/>
-      <w:r>
-        <w:t>Enrolments(</w:t>
-      </w:r>
-      <w:proofErr w:type="spellStart"/>
-      <w:proofErr w:type="gramEnd"/>
+        <w:t>insert into Enrolments(</w:t>
+      </w:r>
+      <w:proofErr w:type="spellStart"/>
       <w:r>
         <w:t>participantId</w:t>
       </w:r>
@@ -2908,7 +3035,235 @@
       </w:r>
     </w:p>
     <w:p/>
+    <w:p>
+      <w:pPr>
+        <w:pStyle w:val="Heading1"/>
+      </w:pPr>
+      <w:r>
+        <w:t>References</w:t>
+      </w:r>
+    </w:p>
     <w:p/>
+    <w:p>
+      <w:r>
+        <w:t>Git (2026)</w:t>
+      </w:r>
+      <w:r>
+        <w:t xml:space="preserve"> </w:t>
+      </w:r>
+      <w:r>
+        <w:rPr>
+          <w:i/>
+          <w:iCs/>
+        </w:rPr>
+        <w:t>Reference</w:t>
+      </w:r>
+      <w:r>
+        <w:t>. Available at:</w:t>
+      </w:r>
+      <w:r>
+        <w:t xml:space="preserve"> </w:t>
+      </w:r>
+      <w:hyperlink r:id="rId5" w:history="1">
+        <w:r>
+          <w:rPr>
+            <w:rStyle w:val="Hyperlink"/>
+          </w:rPr>
+          <w:t>https://git-scm.com/docs/gittutorial</w:t>
+        </w:r>
+      </w:hyperlink>
+      <w:r>
+        <w:t xml:space="preserve"> </w:t>
+      </w:r>
+      <w:r>
+        <w:t xml:space="preserve"> (Accessed: </w:t>
+      </w:r>
+      <w:r>
+        <w:rPr>
+          <w:b/>
+          <w:bCs/>
+        </w:rPr>
+        <w:t>1 September 2026</w:t>
+      </w:r>
+      <w:r>
+        <w:t>).</w:t>
+      </w:r>
+    </w:p>
+    <w:p>
+      <w:r>
+        <w:t xml:space="preserve">Microsoft (2026) </w:t>
+      </w:r>
+      <w:r>
+        <w:rPr>
+          <w:i/>
+          <w:iCs/>
+        </w:rPr>
+        <w:t>Primary and foreign key constraints – SQL Server</w:t>
+      </w:r>
+      <w:r>
+        <w:t>. Available at:</w:t>
+      </w:r>
+      <w:r>
+        <w:t xml:space="preserve"> </w:t>
+      </w:r>
+      <w:hyperlink r:id="rId6" w:history="1">
+        <w:r>
+          <w:rPr>
+            <w:rStyle w:val="Hyperlink"/>
+          </w:rPr>
+          <w:t>https://learn.microsoft.com/en-us/sql/relational-databases/tables/primary-and-foreign-key-constraints?view=sql-server-ver17</w:t>
+        </w:r>
+      </w:hyperlink>
+      <w:r>
+        <w:t xml:space="preserve"> </w:t>
+      </w:r>
+      <w:r>
+        <w:t xml:space="preserve"> (Accessed: </w:t>
+      </w:r>
+      <w:r>
+        <w:rPr>
+          <w:b/>
+          <w:bCs/>
+        </w:rPr>
+        <w:t>1 September 2026</w:t>
+      </w:r>
+      <w:r>
+        <w:t>).</w:t>
+      </w:r>
+    </w:p>
+    <w:p>
+      <w:r>
+        <w:t xml:space="preserve">Microsoft (2026) </w:t>
+      </w:r>
+      <w:r>
+        <w:rPr>
+          <w:i/>
+          <w:iCs/>
+        </w:rPr>
+        <w:t>CREATE TABLE (Transact-SQL)</w:t>
+      </w:r>
+      <w:r>
+        <w:t>. Available at:</w:t>
+      </w:r>
+      <w:r>
+        <w:t xml:space="preserve"> </w:t>
+      </w:r>
+      <w:hyperlink r:id="rId7" w:history="1">
+        <w:r>
+          <w:rPr>
+            <w:rStyle w:val="Hyperlink"/>
+          </w:rPr>
+          <w:t>https://learn.microsoft.com/en-us/sql/t-sql/statements/create-table-transact-sql?view=sql-server-ver17</w:t>
+        </w:r>
+      </w:hyperlink>
+      <w:r>
+        <w:t xml:space="preserve"> </w:t>
+      </w:r>
+      <w:r>
+        <w:t xml:space="preserve">(Accessed: </w:t>
+      </w:r>
+      <w:r>
+        <w:rPr>
+          <w:b/>
+          <w:bCs/>
+        </w:rPr>
+        <w:t>1 September 2026</w:t>
+      </w:r>
+      <w:r>
+        <w:t>).</w:t>
+      </w:r>
+    </w:p>
+    <w:p>
+      <w:r>
+        <w:t xml:space="preserve">Microsoft (2022) </w:t>
+      </w:r>
+      <w:r>
+        <w:rPr>
+          <w:i/>
+          <w:iCs/>
+        </w:rPr>
+        <w:t>Authentication and Authorization in ASP.NET Web API</w:t>
+      </w:r>
+      <w:r>
+        <w:t>. Available at:</w:t>
+      </w:r>
+      <w:r>
+        <w:t xml:space="preserve"> </w:t>
+      </w:r>
+      <w:hyperlink r:id="rId8" w:history="1">
+        <w:r>
+          <w:rPr>
+            <w:rStyle w:val="Hyperlink"/>
+          </w:rPr>
+          <w:t>https://learn.microsoft.com/en-us/aspnet/web-api/overview/security/authentication-and-authorization-in-aspnet-web-api</w:t>
+        </w:r>
+      </w:hyperlink>
+      <w:r>
+        <w:t xml:space="preserve"> </w:t>
+      </w:r>
+      <w:r>
+        <w:t xml:space="preserve">(Accessed: </w:t>
+      </w:r>
+      <w:r>
+        <w:rPr>
+          <w:b/>
+          <w:bCs/>
+        </w:rPr>
+        <w:t>1 September 2026</w:t>
+      </w:r>
+      <w:r>
+        <w:t>).</w:t>
+      </w:r>
+    </w:p>
+    <w:p>
+      <w:r>
+        <w:t xml:space="preserve">Postman Blog (2025) </w:t>
+      </w:r>
+      <w:r>
+        <w:rPr>
+          <w:i/>
+          <w:iCs/>
+        </w:rPr>
+        <w:t xml:space="preserve">What is an </w:t>
+      </w:r>
+      <w:proofErr w:type="spellStart"/>
+      <w:r>
+        <w:rPr>
+          <w:i/>
+          <w:iCs/>
+        </w:rPr>
+        <w:t>api</w:t>
+      </w:r>
+      <w:proofErr w:type="spellEnd"/>
+      <w:r>
+        <w:rPr>
+          <w:i/>
+          <w:iCs/>
+        </w:rPr>
+        <w:t xml:space="preserve"> endpoint?</w:t>
+      </w:r>
+      <w:r>
+        <w:rPr>
+          <w:i/>
+          <w:iCs/>
+        </w:rPr>
+        <w:t>.</w:t>
+      </w:r>
+      <w:r>
+        <w:t xml:space="preserve"> Available at: </w:t>
+      </w:r>
+      <w:hyperlink r:id="rId9" w:history="1">
+        <w:r>
+          <w:rPr>
+            <w:rStyle w:val="Hyperlink"/>
+          </w:rPr>
+          <w:t>https://blog.postman.com/what-is-an-api-endpoint/</w:t>
+        </w:r>
+      </w:hyperlink>
+      <w:r>
+        <w:t xml:space="preserve"> (Accessed: 3 September 2026)</w:t>
+      </w:r>
+    </w:p>
     <w:sectPr>
       <w:pgSz w:w="11906" w:h="16838"/>
       <w:pgMar w:top="1440" w:right="1440" w:bottom="1440" w:left="1440" w:header="708" w:footer="708" w:gutter="0"/>
@@ -3854,6 +4209,29 @@
       </w:tblBorders>
     </w:tblPr>
   </w:style>
+  <w:style w:type="character" w:styleId="Hyperlink">
+    <w:name w:val="Hyperlink"/>
+    <w:basedOn w:val="DefaultParagraphFont"/>
+    <w:uiPriority w:val="99"/>
+    <w:unhideWhenUsed/>
+    <w:rsid w:val="00A72DF0"/>
+    <w:rPr>
+      <w:color w:val="467886" w:themeColor="hyperlink"/>
+      <w:u w:val="single"/>
+    </w:rPr>
+  </w:style>
+  <w:style w:type="character" w:styleId="UnresolvedMention">
+    <w:name w:val="Unresolved Mention"/>
+    <w:basedOn w:val="DefaultParagraphFont"/>
+    <w:uiPriority w:val="99"/>
+    <w:semiHidden/>
+    <w:unhideWhenUsed/>
+    <w:rsid w:val="00A72DF0"/>
+    <w:rPr>
+      <w:color w:val="605E5C"/>
+      <w:shd w:val="clear" w:color="auto" w:fill="E1DFDD"/>
+    </w:rPr>
+  </w:style>
 </w:styles>
 </file>
 
